--- a/lessons/2-3/downloads/2-3-notes-teacher.docx
+++ b/lessons/2-3/downloads/2-3-notes-teacher.docx
@@ -14,7 +14,7 @@
           <w:sz w:val="18"/>
           <w:szCs w:val="18"/>
         </w:rPr>
-        <w:t xml:space="preserve">UNIT 2  ·  LESSON 3      STANDARD 6.NS.1</w:t>
+        <w:t xml:space="preserve">UNIT 2  ·  LESSON 3      STANDARD 6.NOS.1</w:t>
       </w:r>
     </w:p>
     <w:p>
@@ -2377,6 +2377,32 @@
     </w:p>
     <w:p>
       <w:pPr>
+        <w:pStyle w:val="Heading2"/>
+        <w:spacing w:after="80" w:before="180"/>
+      </w:pPr>
+      <w:r>
+        <w:rPr>
+          <w:b/>
+          <w:bCs/>
+          <w:color w:val="12355B"/>
+          <w:sz w:val="24"/>
+          <w:szCs w:val="24"/>
+        </w:rPr>
+        <w:t xml:space="preserve">Level 1 Support</w:t>
+      </w:r>
+      <w:r>
+        <w:rPr>
+          <w:i/>
+          <w:iCs/>
+          <w:color w:val="1FA6A2"/>
+          <w:sz w:val="19"/>
+          <w:szCs w:val="19"/>
+        </w:rPr>
+        <w:t xml:space="preserve">   extra scaffolding</w:t>
+      </w:r>
+    </w:p>
+    <w:p>
+      <w:pPr>
         <w:keepNext/>
         <w:spacing w:after="60" w:before="160"/>
       </w:pPr>
@@ -2637,6 +2663,32 @@
     </w:tbl>
     <w:p>
       <w:pPr>
+        <w:pStyle w:val="Heading2"/>
+        <w:spacing w:after="80" w:before="180"/>
+      </w:pPr>
+      <w:r>
+        <w:rPr>
+          <w:b/>
+          <w:bCs/>
+          <w:color w:val="12355B"/>
+          <w:sz w:val="24"/>
+          <w:szCs w:val="24"/>
+        </w:rPr>
+        <w:t xml:space="preserve">On Level</w:t>
+      </w:r>
+      <w:r>
+        <w:rPr>
+          <w:i/>
+          <w:iCs/>
+          <w:color w:val="12355B"/>
+          <w:sz w:val="19"/>
+          <w:szCs w:val="19"/>
+        </w:rPr>
+        <w:t xml:space="preserve">   grade-level practice</w:t>
+      </w:r>
+    </w:p>
+    <w:p>
+      <w:pPr>
         <w:keepNext/>
         <w:spacing w:after="60" w:before="160"/>
       </w:pPr>
@@ -2767,136 +2819,6 @@
     </w:tbl>
     <w:p>
       <w:pPr>
-        <w:keepNext/>
-        <w:spacing w:after="60" w:before="160"/>
-      </w:pPr>
-      <w:r>
-        <w:rPr>
-          <w:b/>
-          <w:bCs/>
-          <w:color w:val="12355B"/>
-          <w:sz w:val="22"/>
-          <w:szCs w:val="22"/>
-        </w:rPr>
-        <w:t xml:space="preserve">4.  </w:t>
-      </w:r>
-      <w:r>
-        <w:rPr>
-          <w:b/>
-          <w:bCs/>
-          <w:sz w:val="21"/>
-          <w:szCs w:val="21"/>
-        </w:rPr>
-        <w:t xml:space="preserve">What is (3/4) ÷ (1/2)?</w:t>
-      </w:r>
-    </w:p>
-    <w:p>
-      <w:pPr>
-        <w:spacing w:after="40"/>
-        <w:ind w:left="420"/>
-      </w:pPr>
-      <w:r>
-        <w:rPr>
-          <w:sz w:val="20"/>
-          <w:szCs w:val="20"/>
-        </w:rPr>
-        <w:t xml:space="preserve">A)  3/2</w:t>
-      </w:r>
-    </w:p>
-    <w:p>
-      <w:pPr>
-        <w:spacing w:after="40"/>
-        <w:ind w:left="420"/>
-      </w:pPr>
-      <w:r>
-        <w:rPr>
-          <w:sz w:val="20"/>
-          <w:szCs w:val="20"/>
-        </w:rPr>
-        <w:t xml:space="preserve">B)  3/8</w:t>
-      </w:r>
-    </w:p>
-    <w:p>
-      <w:pPr>
-        <w:spacing w:after="40"/>
-        <w:ind w:left="420"/>
-      </w:pPr>
-      <w:r>
-        <w:rPr>
-          <w:sz w:val="20"/>
-          <w:szCs w:val="20"/>
-        </w:rPr>
-        <w:t xml:space="preserve">C)  1/2</w:t>
-      </w:r>
-    </w:p>
-    <w:p>
-      <w:pPr>
-        <w:spacing w:after="40"/>
-        <w:ind w:left="420"/>
-      </w:pPr>
-      <w:r>
-        <w:rPr>
-          <w:sz w:val="20"/>
-          <w:szCs w:val="20"/>
-        </w:rPr>
-        <w:t xml:space="preserve">D)  2/3</w:t>
-      </w:r>
-    </w:p>
-    <w:p>
-      <w:pPr>
-        <w:spacing w:after="20"/>
-      </w:pPr>
-      <w:r>
-        <w:t xml:space="preserve"/>
-      </w:r>
-    </w:p>
-    <w:tbl>
-      <w:tblPr>
-        <w:tblW w:type="pct" w:w="100%"/>
-        <w:tblBorders>
-          <w:top w:val="single" w:color="C7D2DD" w:sz="6"/>
-          <w:left w:val="single" w:color="C7D2DD" w:sz="6"/>
-          <w:bottom w:val="single" w:color="C7D2DD" w:sz="6"/>
-          <w:right w:val="single" w:color="C7D2DD" w:sz="6"/>
-          <w:insideH w:val="single" w:color="auto" w:sz="4"/>
-          <w:insideV w:val="single" w:color="auto" w:sz="4"/>
-        </w:tblBorders>
-      </w:tblPr>
-      <w:tblGrid>
-        <w:gridCol w:w="100"/>
-      </w:tblGrid>
-      <w:tr>
-        <w:tc>
-          <w:tcPr>
-            <w:shd w:fill="FBF3E2" w:color="auto" w:val="clear"/>
-            <w:tcMar>
-              <w:top w:type="dxa" w:w="60"/>
-              <w:left w:type="dxa" w:w="120"/>
-              <w:bottom w:type="dxa" w:w="60"/>
-              <w:right w:type="dxa" w:w="120"/>
-            </w:tcMar>
-          </w:tcPr>
-          <w:p>
-            <w:pPr>
-              <w:spacing w:after="0" w:line="320"/>
-            </w:pPr>
-            <w:r>
-              <w:t xml:space="preserve"/>
-            </w:r>
-          </w:p>
-          <w:p>
-            <w:pPr>
-              <w:spacing w:after="0" w:line="320"/>
-            </w:pPr>
-            <w:r>
-              <w:t xml:space="preserve"/>
-            </w:r>
-          </w:p>
-        </w:tc>
-      </w:tr>
-    </w:tbl>
-    <w:p>
-      <w:pPr>
         <w:pStyle w:val="Heading1"/>
         <w:pageBreakBefore/>
         <w:pBdr>
@@ -3244,23 +3166,17 @@
     </w:p>
     <w:p>
       <w:pPr>
-        <w:spacing w:after="80"/>
-      </w:pPr>
-      <w:r>
-        <w:rPr>
-          <w:b/>
-          <w:bCs/>
-          <w:sz w:val="21"/>
-          <w:szCs w:val="21"/>
-        </w:rPr>
-        <w:t xml:space="preserve">1.  </w:t>
-      </w:r>
-      <w:r>
-        <w:rPr>
-          <w:sz w:val="21"/>
-          <w:szCs w:val="21"/>
-        </w:rPr>
-        <w:t xml:space="preserve">A)  6</w:t>
+        <w:spacing w:after="100"/>
+      </w:pPr>
+      <w:r>
+        <w:rPr>
+          <w:b/>
+          <w:bCs/>
+          <w:color w:val="B97A12"/>
+          <w:sz w:val="20"/>
+          <w:szCs w:val="20"/>
+        </w:rPr>
+        <w:t xml:space="preserve">Watch for this mistake:  </w:t>
       </w:r>
       <w:r>
         <w:rPr>
@@ -3270,7 +3186,23 @@
           <w:sz w:val="19"/>
           <w:szCs w:val="19"/>
         </w:rPr>
-        <w:t xml:space="preserve">  — 3/4 ÷ 1/8 = 3/4 × 8/1 = 24/4 = 6. Six 1/8-size pieces fit into 3/4.</w:t>
+        <w:t xml:space="preserve">A common mistake in Divide Fractions is flipping the wrong fraction: students flip the dividend (the first fraction) instead of the divisor (the second fraction). For example, solving 3/4 ÷ 5/8 by flipping 3/4 to 4/3 and keeping 5/8 gives 4/3 × 5/8 = 20/24 = 5/6 — but only the divisor gets flipped. Keep 3/4, change ÷ to ×, and flip only the divisor 5/8 to its reciprocal 8/5: 3/4 × 8/5 = 24/20 = 6/5. Before you submit, check that the fraction you kept (the dividend) is still facing the same way it started.</w:t>
+      </w:r>
+    </w:p>
+    <w:p>
+      <w:pPr>
+        <w:pStyle w:val="Heading2"/>
+        <w:spacing w:after="80" w:before="180"/>
+      </w:pPr>
+      <w:r>
+        <w:rPr>
+          <w:b/>
+          <w:bCs/>
+          <w:color w:val="12355B"/>
+          <w:sz w:val="24"/>
+          <w:szCs w:val="24"/>
+        </w:rPr>
+        <w:t xml:space="preserve">Level 1 Support</w:t>
       </w:r>
     </w:p>
     <w:p>
@@ -3284,14 +3216,14 @@
           <w:sz w:val="21"/>
           <w:szCs w:val="21"/>
         </w:rPr>
-        <w:t xml:space="preserve">2.  </w:t>
-      </w:r>
-      <w:r>
-        <w:rPr>
-          <w:sz w:val="21"/>
-          <w:szCs w:val="21"/>
-        </w:rPr>
-        <w:t xml:space="preserve">A)  2</w:t>
+        <w:t xml:space="preserve">1.  </w:t>
+      </w:r>
+      <w:r>
+        <w:rPr>
+          <w:sz w:val="21"/>
+          <w:szCs w:val="21"/>
+        </w:rPr>
+        <w:t xml:space="preserve">A)  6</w:t>
       </w:r>
       <w:r>
         <w:rPr>
@@ -3301,7 +3233,7 @@
           <w:sz w:val="19"/>
           <w:szCs w:val="19"/>
         </w:rPr>
-        <w:t xml:space="preserve">  — 2/3 ÷ 1/3 = 2/3 × 3/1 = 6/3 = 2. Two 1/3-size pieces fit into 2/3.</w:t>
+        <w:t xml:space="preserve">  — 3/4 ÷ 1/8 = 3/4 × 8/1 = 24/4 = 6. Six 1/8-size pieces fit into 3/4.</w:t>
       </w:r>
     </w:p>
     <w:p>
@@ -3315,14 +3247,14 @@
           <w:sz w:val="21"/>
           <w:szCs w:val="21"/>
         </w:rPr>
-        <w:t xml:space="preserve">3.  </w:t>
-      </w:r>
-      <w:r>
-        <w:rPr>
-          <w:sz w:val="21"/>
-          <w:szCs w:val="21"/>
-        </w:rPr>
-        <w:t xml:space="preserve">A)  4 scoops</w:t>
+        <w:t xml:space="preserve">2.  </w:t>
+      </w:r>
+      <w:r>
+        <w:rPr>
+          <w:sz w:val="21"/>
+          <w:szCs w:val="21"/>
+        </w:rPr>
+        <w:t xml:space="preserve">A)  2</w:t>
       </w:r>
       <w:r>
         <w:rPr>
@@ -3332,7 +3264,23 @@
           <w:sz w:val="19"/>
           <w:szCs w:val="19"/>
         </w:rPr>
-        <w:t xml:space="preserve">  — 2/3 ÷ 1/6 = 2/3 × 6/1 = 12/3 = 4 scoops.</w:t>
+        <w:t xml:space="preserve">  — 2/3 ÷ 1/3 = 2/3 × 3/1 = 6/3 = 2. Two 1/3-size pieces fit into 2/3.</w:t>
+      </w:r>
+    </w:p>
+    <w:p>
+      <w:pPr>
+        <w:pStyle w:val="Heading2"/>
+        <w:spacing w:after="80" w:before="180"/>
+      </w:pPr>
+      <w:r>
+        <w:rPr>
+          <w:b/>
+          <w:bCs/>
+          <w:color w:val="12355B"/>
+          <w:sz w:val="24"/>
+          <w:szCs w:val="24"/>
+        </w:rPr>
+        <w:t xml:space="preserve">On Level</w:t>
       </w:r>
     </w:p>
     <w:p>
@@ -3346,14 +3294,14 @@
           <w:sz w:val="21"/>
           <w:szCs w:val="21"/>
         </w:rPr>
-        <w:t xml:space="preserve">4.  </w:t>
-      </w:r>
-      <w:r>
-        <w:rPr>
-          <w:sz w:val="21"/>
-          <w:szCs w:val="21"/>
-        </w:rPr>
-        <w:t xml:space="preserve">A)  3/2</w:t>
+        <w:t xml:space="preserve">3.  </w:t>
+      </w:r>
+      <w:r>
+        <w:rPr>
+          <w:sz w:val="21"/>
+          <w:szCs w:val="21"/>
+        </w:rPr>
+        <w:t xml:space="preserve">A)  4 scoops</w:t>
       </w:r>
       <w:r>
         <w:rPr>
@@ -3363,7 +3311,7 @@
           <w:sz w:val="19"/>
           <w:szCs w:val="19"/>
         </w:rPr>
-        <w:t xml:space="preserve">  — (3/4) ÷ (1/2) = (3/4) × (2/1) = 6/4 = 3/2.</w:t>
+        <w:t xml:space="preserve">  — 2/3 ÷ 1/6 = 2/3 × 6/1 = 12/3 = 4 scoops.</w:t>
       </w:r>
     </w:p>
     <w:p>

--- a/lessons/2-3/downloads/2-3-notes-teacher.docx
+++ b/lessons/2-3/downloads/2-3-notes-teacher.docx
@@ -1247,7 +1247,22 @@
           <w:sz w:val="30"/>
           <w:szCs w:val="30"/>
         </w:rPr>
-        <w:t xml:space="preserve">Worked Example</w:t>
+        <w:t xml:space="preserve">Write About the Math</w:t>
+      </w:r>
+    </w:p>
+    <w:p>
+      <w:pPr>
+        <w:spacing w:after="100"/>
+      </w:pPr>
+      <w:r>
+        <w:rPr>
+          <w:i/>
+          <w:iCs/>
+          <w:color w:val="5F6F80"/>
+          <w:sz w:val="19"/>
+          <w:szCs w:val="19"/>
+        </w:rPr>
+        <w:t xml:space="preserve">Use the support level you need. Every level answers the same math question.</w:t>
       </w:r>
     </w:p>
     <w:p>
@@ -1263,17 +1278,17 @@
           <w:sz w:val="24"/>
           <w:szCs w:val="24"/>
         </w:rPr>
-        <w:t xml:space="preserve">Watch &amp; Read</w:t>
+        <w:t xml:space="preserve">1. Understand the Question</w:t>
       </w:r>
       <w:r>
         <w:rPr>
           <w:i/>
           <w:iCs/>
-          <w:color w:val="1FA6A2"/>
+          <w:color w:val="B97A12"/>
           <w:sz w:val="19"/>
           <w:szCs w:val="19"/>
         </w:rPr>
-        <w:t xml:space="preserve">   I Do — follow along with your teacher</w:t>
+        <w:t xml:space="preserve">   explain</w:t>
       </w:r>
     </w:p>
     <w:tbl>
@@ -1308,25 +1323,44 @@
             </w:pPr>
             <w:r>
               <w:rPr>
+                <w:color w:val="1A2733"/>
+                <w:sz w:val="21"/>
+                <w:szCs w:val="21"/>
+              </w:rPr>
+              <w:t xml:space="preserve">Why do we multiply by the reciprocal when we divide one fraction by another?</w:t>
+            </w:r>
+          </w:p>
+          <w:p>
+            <w:pPr>
+              <w:spacing w:after="0"/>
+            </w:pPr>
+            <w:r>
+              <w:rPr>
                 <w:b/>
                 <w:bCs/>
                 <w:color w:val="12355B"/>
-                <w:sz w:val="22"/>
-                <w:szCs w:val="22"/>
+                <w:sz w:val="20"/>
+                <w:szCs w:val="20"/>
               </w:rPr>
-              <w:t xml:space="preserve">Detective Agency Case File</w:t>
-            </w:r>
-          </w:p>
-          <w:p>
-            <w:pPr>
-              <w:spacing w:after="0"/>
-            </w:pPr>
+              <w:t xml:space="preserve">Your job:  </w:t>
+            </w:r>
             <w:r>
               <w:rPr>
-                <w:sz w:val="21"/>
-                <w:szCs w:val="21"/>
+                <w:sz w:val="20"/>
+                <w:szCs w:val="20"/>
               </w:rPr>
-              <w:t xml:space="preserve">Agent Rivera is dividing a 3/4-pound evidence bag into portions that each weigh 1/8 pound. She needs to know exactly how many portions she can make for testing. Can you solve the case?</w:t>
+              <w:t xml:space="preserve">Answer the question. Use math evidence. Explain how the evidence proves your answer.</w:t>
+            </w:r>
+            <w:r>
+              <w:rPr>
+                <w:i/>
+                <w:iCs/>
+                <w:color w:val="5F6F80"/>
+                <w:sz w:val="18"/>
+                <w:szCs w:val="18"/>
+              </w:rPr>
+              <w:br/>
+              <w:t xml:space="preserve">Responde la pregunta. Usa evidencia matemática. Explica cómo la evidencia demuestra tu respuesta.</w:t>
             </w:r>
           </w:p>
         </w:tc>
@@ -1334,94 +1368,6 @@
     </w:tbl>
     <w:p>
       <w:pPr>
-        <w:spacing w:after="80"/>
-      </w:pPr>
-      <w:r>
-        <w:t xml:space="preserve"/>
-      </w:r>
-    </w:p>
-    <w:p>
-      <w:pPr>
-        <w:spacing w:after="50" w:before="60"/>
-      </w:pPr>
-      <w:r>
-        <w:rPr>
-          <w:b/>
-          <w:bCs/>
-          <w:color w:val="12355B"/>
-          <w:sz w:val="21"/>
-          <w:szCs w:val="21"/>
-        </w:rPr>
-        <w:t xml:space="preserve">Think about:</w:t>
-      </w:r>
-    </w:p>
-    <w:p>
-      <w:pPr>
-        <w:spacing w:after="40"/>
-        <w:ind w:left="300"/>
-      </w:pPr>
-      <w:r>
-        <w:rPr>
-          <w:sz w:val="20"/>
-          <w:szCs w:val="20"/>
-        </w:rPr>
-        <w:t xml:space="preserve">•  What is the total weight being divided?</w:t>
-      </w:r>
-    </w:p>
-    <w:p>
-      <w:pPr>
-        <w:spacing w:after="40"/>
-        <w:ind w:left="300"/>
-      </w:pPr>
-      <w:r>
-        <w:rPr>
-          <w:sz w:val="20"/>
-          <w:szCs w:val="20"/>
-        </w:rPr>
-        <w:t xml:space="preserve">•  What is the size of each portion?</w:t>
-      </w:r>
-    </w:p>
-    <w:p>
-      <w:pPr>
-        <w:spacing w:after="40"/>
-        <w:ind w:left="300"/>
-      </w:pPr>
-      <w:r>
-        <w:rPr>
-          <w:sz w:val="20"/>
-          <w:szCs w:val="20"/>
-        </w:rPr>
-        <w:t xml:space="preserve">•  Will the answer be more or less than 1?</w:t>
-      </w:r>
-    </w:p>
-    <w:p>
-      <w:pPr>
-        <w:spacing w:after="40"/>
-        <w:ind w:left="300"/>
-      </w:pPr>
-      <w:r>
-        <w:rPr>
-          <w:sz w:val="20"/>
-          <w:szCs w:val="20"/>
-        </w:rPr>
-        <w:t xml:space="preserve">•  How is dividing fractions different from multiplying them?</w:t>
-      </w:r>
-    </w:p>
-    <w:p>
-      <w:pPr>
-        <w:spacing w:after="40"/>
-        <w:ind w:left="300"/>
-      </w:pPr>
-      <w:r>
-        <w:rPr>
-          <w:sz w:val="20"/>
-          <w:szCs w:val="20"/>
-        </w:rPr>
-        <w:t xml:space="preserve">•  Why does 'keep, change, flip' work?</w:t>
-      </w:r>
-    </w:p>
-    <w:p>
-      <w:pPr>
         <w:pStyle w:val="Heading2"/>
         <w:spacing w:after="80" w:before="180"/>
       </w:pPr>
@@ -1433,7 +1379,7 @@
           <w:sz w:val="24"/>
           <w:szCs w:val="24"/>
         </w:rPr>
-        <w:t xml:space="preserve">Solved Example</w:t>
+        <w:t xml:space="preserve">2. Plan Your Math Words</w:t>
       </w:r>
       <w:r>
         <w:rPr>
@@ -1443,172 +1389,299 @@
           <w:sz w:val="19"/>
           <w:szCs w:val="19"/>
         </w:rPr>
-        <w:t xml:space="preserve">   I Do — watch each step</w:t>
-      </w:r>
-    </w:p>
-    <w:p>
-      <w:pPr>
-        <w:keepNext/>
-        <w:spacing w:after="40"/>
-      </w:pPr>
-      <w:r>
-        <w:rPr>
-          <w:b/>
-          <w:bCs/>
-          <w:color w:val="12355B"/>
-          <w:sz w:val="21"/>
-          <w:szCs w:val="21"/>
-        </w:rPr>
-        <w:t xml:space="preserve">Problem:  </w:t>
-      </w:r>
-      <w:r>
-        <w:rPr>
-          <w:sz w:val="21"/>
-          <w:szCs w:val="21"/>
-        </w:rPr>
-        <w:t xml:space="preserve">What is the reciprocal of 3/5?</w:t>
-      </w:r>
-    </w:p>
-    <w:p>
-      <w:pPr>
-        <w:spacing w:after="30"/>
-        <w:ind w:left="420"/>
-      </w:pPr>
-      <w:r>
-        <w:rPr>
+        <w:t xml:space="preserve">   check at least two</w:t>
+      </w:r>
+    </w:p>
+    <w:p>
+      <w:pPr>
+        <w:spacing w:after="60"/>
+      </w:pPr>
+      <w:r>
+        <w:rPr>
+          <w:b/>
+          <w:bCs/>
+          <w:color w:val="1FA6A2"/>
+          <w:sz w:val="22"/>
+          <w:szCs w:val="22"/>
+        </w:rPr>
+        <w:t xml:space="preserve">☐  </w:t>
+      </w:r>
+      <w:r>
+        <w:rPr>
+          <w:b/>
+          <w:bCs/>
+          <w:color w:val="12355B"/>
           <w:sz w:val="20"/>
           <w:szCs w:val="20"/>
         </w:rPr>
-        <w:t xml:space="preserve">A)  5/3</w:t>
-      </w:r>
-    </w:p>
-    <w:p>
-      <w:pPr>
-        <w:spacing w:after="30"/>
-        <w:ind w:left="420"/>
-      </w:pPr>
+        <w:t xml:space="preserve">Divisor — </w:t>
+      </w:r>
       <w:r>
         <w:rPr>
           <w:sz w:val="20"/>
           <w:szCs w:val="20"/>
         </w:rPr>
-        <w:t xml:space="preserve">B)  3/5</w:t>
-      </w:r>
-    </w:p>
-    <w:p>
-      <w:pPr>
-        <w:spacing w:after="30"/>
-        <w:ind w:left="420"/>
-      </w:pPr>
-      <w:r>
-        <w:rPr>
+        <w:t xml:space="preserve">The number you split by in a division problem.</w:t>
+      </w:r>
+      <w:r>
+        <w:rPr>
+          <w:i/>
+          <w:iCs/>
+          <w:color w:val="5F6F80"/>
+          <w:sz w:val="18"/>
+          <w:szCs w:val="18"/>
+        </w:rPr>
+        <w:br/>
+        <w:t xml:space="preserve">Divisor — El número entre el que divides en una división.</w:t>
+      </w:r>
+    </w:p>
+    <w:p>
+      <w:pPr>
+        <w:spacing w:after="60"/>
+      </w:pPr>
+      <w:r>
+        <w:rPr>
+          <w:b/>
+          <w:bCs/>
+          <w:color w:val="1FA6A2"/>
+          <w:sz w:val="22"/>
+          <w:szCs w:val="22"/>
+        </w:rPr>
+        <w:t xml:space="preserve">☐  </w:t>
+      </w:r>
+      <w:r>
+        <w:rPr>
+          <w:b/>
+          <w:bCs/>
+          <w:color w:val="12355B"/>
           <w:sz w:val="20"/>
           <w:szCs w:val="20"/>
         </w:rPr>
-        <w:t xml:space="preserve">C)  5/5</w:t>
-      </w:r>
-    </w:p>
-    <w:p>
-      <w:pPr>
-        <w:spacing w:after="30"/>
-        <w:ind w:left="420"/>
-      </w:pPr>
+        <w:t xml:space="preserve">Reciprocal — </w:t>
+      </w:r>
       <w:r>
         <w:rPr>
           <w:sz w:val="20"/>
           <w:szCs w:val="20"/>
         </w:rPr>
-        <w:t xml:space="preserve">D)  1/3</w:t>
-      </w:r>
-    </w:p>
-    <w:p>
-      <w:pPr>
-        <w:spacing w:after="20" w:before="50"/>
+        <w:t xml:space="preserve">A fraction turned upside down.</w:t>
+      </w:r>
+      <w:r>
+        <w:rPr>
+          <w:i/>
+          <w:iCs/>
+          <w:color w:val="5F6F80"/>
+          <w:sz w:val="18"/>
+          <w:szCs w:val="18"/>
+        </w:rPr>
+        <w:br/>
+        <w:t xml:space="preserve">Recíproco — Una fracción volteada de arriba abajo.</w:t>
+      </w:r>
+    </w:p>
+    <w:p>
+      <w:pPr>
+        <w:spacing w:after="60"/>
       </w:pPr>
       <w:r>
         <w:rPr>
           <w:b/>
           <w:bCs/>
           <w:color w:val="1FA6A2"/>
-          <w:sz w:val="21"/>
-          <w:szCs w:val="21"/>
-        </w:rPr>
-        <w:t xml:space="preserve">Step 1:  </w:t>
-      </w:r>
-      <w:r>
-        <w:rPr>
-          <w:sz w:val="21"/>
-          <w:szCs w:val="21"/>
-        </w:rPr>
-        <w:t xml:space="preserve">To find the reciprocal, flip the fraction.</w:t>
-      </w:r>
-    </w:p>
-    <w:p>
-      <w:pPr>
-        <w:spacing w:after="20" w:before="50"/>
+          <w:sz w:val="22"/>
+          <w:szCs w:val="22"/>
+        </w:rPr>
+        <w:t xml:space="preserve">☐  </w:t>
+      </w:r>
+      <w:r>
+        <w:rPr>
+          <w:b/>
+          <w:bCs/>
+          <w:color w:val="12355B"/>
+          <w:sz w:val="20"/>
+          <w:szCs w:val="20"/>
+        </w:rPr>
+        <w:t xml:space="preserve">Quotient — </w:t>
+      </w:r>
+      <w:r>
+        <w:rPr>
+          <w:sz w:val="20"/>
+          <w:szCs w:val="20"/>
+        </w:rPr>
+        <w:t xml:space="preserve">The answer when you divide.</w:t>
+      </w:r>
+      <w:r>
+        <w:rPr>
+          <w:i/>
+          <w:iCs/>
+          <w:color w:val="5F6F80"/>
+          <w:sz w:val="18"/>
+          <w:szCs w:val="18"/>
+        </w:rPr>
+        <w:br/>
+        <w:t xml:space="preserve">Cociente — La respuesta cuando divides.</w:t>
+      </w:r>
+    </w:p>
+    <w:p>
+      <w:pPr>
+        <w:spacing w:after="60"/>
       </w:pPr>
       <w:r>
         <w:rPr>
           <w:b/>
           <w:bCs/>
           <w:color w:val="1FA6A2"/>
-          <w:sz w:val="21"/>
-          <w:szCs w:val="21"/>
-        </w:rPr>
-        <w:t xml:space="preserve">Step 2:  </w:t>
-      </w:r>
-      <w:r>
-        <w:rPr>
-          <w:sz w:val="21"/>
-          <w:szCs w:val="21"/>
-        </w:rPr>
-        <w:t xml:space="preserve">The reciprocal of 3/5 is 5/3.</w:t>
-      </w:r>
-    </w:p>
-    <w:p>
-      <w:pPr>
-        <w:spacing w:after="40" w:before="60"/>
-      </w:pPr>
-      <w:r>
-        <w:rPr>
-          <w:b/>
-          <w:bCs/>
-          <w:color w:val="12355B"/>
-          <w:sz w:val="21"/>
-          <w:szCs w:val="21"/>
-        </w:rPr>
-        <w:t xml:space="preserve">Answer:  </w:t>
-      </w:r>
-      <w:r>
-        <w:rPr>
-          <w:b/>
-          <w:bCs/>
-          <w:sz w:val="21"/>
-          <w:szCs w:val="21"/>
-        </w:rPr>
-        <w:t xml:space="preserve">A. 5/3</w:t>
-      </w:r>
-    </w:p>
-    <w:p>
-      <w:pPr>
-        <w:pStyle w:val="Heading1"/>
-        <w:pageBreakBefore/>
-        <w:pBdr>
-          <w:bottom w:val="single" w:color="1FA6A2" w:sz="14" w:space="6"/>
-        </w:pBdr>
-        <w:spacing w:after="140" w:before="0"/>
-      </w:pPr>
-      <w:r>
-        <w:rPr>
-          <w:b/>
-          <w:bCs/>
-          <w:color w:val="12355B"/>
-          <w:sz w:val="30"/>
-          <w:szCs w:val="30"/>
-        </w:rPr>
-        <w:t xml:space="preserve">Guided Practice</w:t>
-      </w:r>
-    </w:p>
+          <w:sz w:val="22"/>
+          <w:szCs w:val="22"/>
+        </w:rPr>
+        <w:t xml:space="preserve">☐  </w:t>
+      </w:r>
+      <w:r>
+        <w:rPr>
+          <w:b/>
+          <w:bCs/>
+          <w:color w:val="12355B"/>
+          <w:sz w:val="20"/>
+          <w:szCs w:val="20"/>
+        </w:rPr>
+        <w:t xml:space="preserve">Simplify — </w:t>
+      </w:r>
+      <w:r>
+        <w:rPr>
+          <w:sz w:val="20"/>
+          <w:szCs w:val="20"/>
+        </w:rPr>
+        <w:t xml:space="preserve">To make a fraction smaller using the same parts, like 2/4 = 1/2.</w:t>
+      </w:r>
+      <w:r>
+        <w:rPr>
+          <w:i/>
+          <w:iCs/>
+          <w:color w:val="5F6F80"/>
+          <w:sz w:val="18"/>
+          <w:szCs w:val="18"/>
+        </w:rPr>
+        <w:br/>
+        <w:t xml:space="preserve">Simplificar — Hacer una fracción más pequeña con las mismas partes, como 2/4 = 1/2.</w:t>
+      </w:r>
+    </w:p>
+    <w:p>
+      <w:pPr>
+        <w:spacing w:after="60"/>
+      </w:pPr>
+      <w:r>
+        <w:rPr>
+          <w:b/>
+          <w:bCs/>
+          <w:color w:val="1FA6A2"/>
+          <w:sz w:val="22"/>
+          <w:szCs w:val="22"/>
+        </w:rPr>
+        <w:t xml:space="preserve">☐  </w:t>
+      </w:r>
+      <w:r>
+        <w:rPr>
+          <w:b/>
+          <w:bCs/>
+          <w:color w:val="12355B"/>
+          <w:sz w:val="20"/>
+          <w:szCs w:val="20"/>
+        </w:rPr>
+        <w:t xml:space="preserve">Dividend — </w:t>
+      </w:r>
+      <w:r>
+        <w:rPr>
+          <w:sz w:val="20"/>
+          <w:szCs w:val="20"/>
+        </w:rPr>
+        <w:t xml:space="preserve">The number you are splitting up in a division problem.</w:t>
+      </w:r>
+      <w:r>
+        <w:rPr>
+          <w:i/>
+          <w:iCs/>
+          <w:color w:val="5F6F80"/>
+          <w:sz w:val="18"/>
+          <w:szCs w:val="18"/>
+        </w:rPr>
+        <w:br/>
+        <w:t xml:space="preserve">Dividendo — El número que estás repartiendo en una división.</w:t>
+      </w:r>
+    </w:p>
+    <w:tbl>
+      <w:tblPr>
+        <w:tblW w:type="pct" w:w="100%"/>
+        <w:tblBorders>
+          <w:top w:val="single" w:color="1FA6A2" w:sz="8"/>
+          <w:left w:val="single" w:color="1FA6A2" w:sz="8"/>
+          <w:bottom w:val="single" w:color="1FA6A2" w:sz="8"/>
+          <w:right w:val="single" w:color="1FA6A2" w:sz="8"/>
+          <w:insideH w:val="single" w:color="auto" w:sz="4"/>
+          <w:insideV w:val="single" w:color="auto" w:sz="4"/>
+        </w:tblBorders>
+      </w:tblPr>
+      <w:tblGrid>
+        <w:gridCol w:w="100"/>
+      </w:tblGrid>
+      <w:tr>
+        <w:tc>
+          <w:tcPr>
+            <w:shd w:fill="F7FFFD" w:color="auto" w:val="clear"/>
+            <w:tcMar>
+              <w:top w:type="dxa" w:w="120"/>
+              <w:left w:type="dxa" w:w="180"/>
+              <w:bottom w:type="dxa" w:w="120"/>
+              <w:right w:type="dxa" w:w="180"/>
+            </w:tcMar>
+          </w:tcPr>
+          <w:p>
+            <w:pPr>
+              <w:spacing w:after="50"/>
+            </w:pPr>
+            <w:r>
+              <w:rPr>
+                <w:b/>
+                <w:bCs/>
+                <w:color w:val="1FA6A2"/>
+                <w:sz w:val="20"/>
+                <w:szCs w:val="20"/>
+              </w:rPr>
+              <w:t xml:space="preserve">Say it first:  </w:t>
+            </w:r>
+            <w:r>
+              <w:rPr>
+                <w:sz w:val="20"/>
+                <w:szCs w:val="20"/>
+              </w:rPr>
+              <w:t xml:space="preserve">Say your idea to a partner or quietly to yourself before you write.</w:t>
+            </w:r>
+          </w:p>
+          <w:p>
+            <w:pPr>
+              <w:spacing w:after="60"/>
+            </w:pPr>
+            <w:r>
+              <w:rPr>
+                <w:color w:val="1A2733"/>
+                <w:sz w:val="21"/>
+                <w:szCs w:val="21"/>
+              </w:rPr>
+              <w:t xml:space="preserve">I flipped the divisor to its reciprocal because ___.</w:t>
+            </w:r>
+            <w:r>
+              <w:rPr>
+                <w:i/>
+                <w:iCs/>
+                <w:color w:val="5F6F80"/>
+                <w:sz w:val="19"/>
+                <w:szCs w:val="19"/>
+              </w:rPr>
+              <w:br/>
+              <w:t xml:space="preserve">Volteé el divisor a su recíproco porque ___.</w:t>
+            </w:r>
+          </w:p>
+        </w:tc>
+      </w:tr>
+    </w:tbl>
     <w:p>
       <w:pPr>
         <w:pStyle w:val="Heading2"/>
@@ -1622,181 +1695,17 @@
           <w:sz w:val="24"/>
           <w:szCs w:val="24"/>
         </w:rPr>
-        <w:t xml:space="preserve">Solve Together</w:t>
+        <w:t xml:space="preserve">3. Build Your Explanation</w:t>
       </w:r>
       <w:r>
         <w:rPr>
           <w:i/>
           <w:iCs/>
-          <w:color w:val="6B4FA0"/>
+          <w:color w:val="B97A12"/>
           <w:sz w:val="19"/>
           <w:szCs w:val="19"/>
         </w:rPr>
-        <w:t xml:space="preserve">   We Do — work with your class</w:t>
-      </w:r>
-    </w:p>
-    <w:p>
-      <w:pPr>
-        <w:keepNext/>
-        <w:spacing w:after="40" w:before="40"/>
-      </w:pPr>
-      <w:r>
-        <w:rPr>
-          <w:b/>
-          <w:bCs/>
-          <w:color w:val="12355B"/>
-          <w:sz w:val="21"/>
-          <w:szCs w:val="21"/>
-        </w:rPr>
-        <w:t xml:space="preserve">Problem:  </w:t>
-      </w:r>
-      <w:r>
-        <w:rPr>
-          <w:sz w:val="21"/>
-          <w:szCs w:val="21"/>
-        </w:rPr>
-        <w:t xml:space="preserve">What is 1/2 ÷ 1/4?</w:t>
-      </w:r>
-    </w:p>
-    <w:p>
-      <w:pPr>
-        <w:spacing w:after="30"/>
-        <w:ind w:left="420"/>
-      </w:pPr>
-      <w:r>
-        <w:rPr>
-          <w:sz w:val="20"/>
-          <w:szCs w:val="20"/>
-        </w:rPr>
-        <w:t xml:space="preserve">A)  2</w:t>
-      </w:r>
-    </w:p>
-    <w:p>
-      <w:pPr>
-        <w:spacing w:after="30"/>
-        <w:ind w:left="420"/>
-      </w:pPr>
-      <w:r>
-        <w:rPr>
-          <w:sz w:val="20"/>
-          <w:szCs w:val="20"/>
-        </w:rPr>
-        <w:t xml:space="preserve">B)  1/8</w:t>
-      </w:r>
-    </w:p>
-    <w:p>
-      <w:pPr>
-        <w:spacing w:after="30"/>
-        <w:ind w:left="420"/>
-      </w:pPr>
-      <w:r>
-        <w:rPr>
-          <w:sz w:val="20"/>
-          <w:szCs w:val="20"/>
-        </w:rPr>
-        <w:t xml:space="preserve">C)  4</w:t>
-      </w:r>
-    </w:p>
-    <w:p>
-      <w:pPr>
-        <w:spacing w:after="30"/>
-        <w:ind w:left="420"/>
-      </w:pPr>
-      <w:r>
-        <w:rPr>
-          <w:sz w:val="20"/>
-          <w:szCs w:val="20"/>
-        </w:rPr>
-        <w:t xml:space="preserve">D)  1/2</w:t>
-      </w:r>
-    </w:p>
-    <w:p>
-      <w:pPr>
-        <w:keepNext/>
-        <w:spacing w:after="0" w:before="50"/>
-      </w:pPr>
-      <w:r>
-        <w:rPr>
-          <w:b/>
-          <w:bCs/>
-          <w:color w:val="6B4FA0"/>
-          <w:sz w:val="21"/>
-          <w:szCs w:val="21"/>
-        </w:rPr>
-        <w:t xml:space="preserve">Step 1:</w:t>
-      </w:r>
-    </w:p>
-    <w:p>
-      <w:pPr>
-        <w:pBdr>
-          <w:bottom w:val="single" w:color="AFBECC" w:sz="6"/>
-        </w:pBdr>
-        <w:spacing w:after="30" w:before="150"/>
-      </w:pPr>
-      <w:r>
-        <w:t xml:space="preserve"/>
-      </w:r>
-    </w:p>
-    <w:p>
-      <w:pPr>
-        <w:keepNext/>
-        <w:spacing w:after="0" w:before="50"/>
-      </w:pPr>
-      <w:r>
-        <w:rPr>
-          <w:b/>
-          <w:bCs/>
-          <w:color w:val="6B4FA0"/>
-          <w:sz w:val="21"/>
-          <w:szCs w:val="21"/>
-        </w:rPr>
-        <w:t xml:space="preserve">Step 2:</w:t>
-      </w:r>
-    </w:p>
-    <w:p>
-      <w:pPr>
-        <w:pBdr>
-          <w:bottom w:val="single" w:color="AFBECC" w:sz="6"/>
-        </w:pBdr>
-        <w:spacing w:after="30" w:before="150"/>
-      </w:pPr>
-      <w:r>
-        <w:t xml:space="preserve"/>
-      </w:r>
-    </w:p>
-    <w:p>
-      <w:pPr>
-        <w:keepNext/>
-        <w:spacing w:after="0" w:before="60"/>
-      </w:pPr>
-      <w:r>
-        <w:rPr>
-          <w:b/>
-          <w:bCs/>
-          <w:color w:val="12355B"/>
-          <w:sz w:val="21"/>
-          <w:szCs w:val="21"/>
-        </w:rPr>
-        <w:t xml:space="preserve">Answer:</w:t>
-      </w:r>
-    </w:p>
-    <w:p>
-      <w:pPr>
-        <w:pBdr>
-          <w:bottom w:val="single" w:color="AFBECC" w:sz="6"/>
-        </w:pBdr>
-        <w:spacing w:after="30" w:before="150"/>
-      </w:pPr>
-      <w:r>
-        <w:t xml:space="preserve"/>
-      </w:r>
-    </w:p>
-    <w:p>
-      <w:pPr>
-        <w:spacing w:after="80"/>
-      </w:pPr>
-      <w:r>
-        <w:t xml:space="preserve"/>
+        <w:t xml:space="preserve">   choose your support</w:t>
       </w:r>
     </w:p>
     <w:tbl>
@@ -1827,6 +1736,1393 @@
           </w:tcPr>
           <w:p>
             <w:pPr>
+              <w:spacing w:after="50"/>
+            </w:pPr>
+            <w:r>
+              <w:rPr>
+                <w:i/>
+                <w:iCs/>
+                <w:color w:val="5F6F80"/>
+                <w:sz w:val="19"/>
+                <w:szCs w:val="19"/>
+              </w:rPr>
+              <w:t xml:space="preserve">This model shows the parts of an explanation. It does not answer your writing question.</w:t>
+            </w:r>
+          </w:p>
+          <w:p>
+            <w:pPr>
+              <w:spacing w:after="80"/>
+            </w:pPr>
+            <w:r>
+              <w:rPr>
+                <w:b/>
+                <w:bCs/>
+                <w:color w:val="12355B"/>
+                <w:sz w:val="19"/>
+                <w:szCs w:val="19"/>
+              </w:rPr>
+              <w:t xml:space="preserve">Claim:  </w:t>
+            </w:r>
+            <w:r>
+              <w:rPr>
+                <w:sz w:val="19"/>
+                <w:szCs w:val="19"/>
+              </w:rPr>
+              <w:t xml:space="preserve">She will get many portions because 1/8 pound is much smaller than 3/4 pound.</w:t>
+            </w:r>
+          </w:p>
+          <w:p>
+            <w:pPr>
+              <w:spacing w:after="80"/>
+            </w:pPr>
+            <w:r>
+              <w:rPr>
+                <w:b/>
+                <w:bCs/>
+                <w:color w:val="12355B"/>
+                <w:sz w:val="19"/>
+                <w:szCs w:val="19"/>
+              </w:rPr>
+              <w:t xml:space="preserve">Evidence:  </w:t>
+            </w:r>
+            <w:r>
+              <w:rPr>
+                <w:sz w:val="19"/>
+                <w:szCs w:val="19"/>
+              </w:rPr>
+              <w:t xml:space="preserve">Students recognize the divisor 1/8 is smaller than the dividend 3/4, so the quotient is greater than 1.</w:t>
+            </w:r>
+          </w:p>
+          <w:p>
+            <w:pPr>
+              <w:spacing w:after="80"/>
+            </w:pPr>
+            <w:r>
+              <w:rPr>
+                <w:b/>
+                <w:bCs/>
+                <w:color w:val="12355B"/>
+                <w:sz w:val="19"/>
+                <w:szCs w:val="19"/>
+              </w:rPr>
+              <w:t xml:space="preserve">Reasoning:  </w:t>
+            </w:r>
+            <w:r>
+              <w:rPr>
+                <w:sz w:val="19"/>
+                <w:szCs w:val="19"/>
+              </w:rPr>
+              <w:t xml:space="preserve">This evidence connects the definition of dividend to the mathematical claim.</w:t>
+            </w:r>
+          </w:p>
+        </w:tc>
+      </w:tr>
+    </w:tbl>
+    <w:p>
+      <w:pPr>
+        <w:pStyle w:val="Heading2"/>
+        <w:spacing w:after="80" w:before="180"/>
+      </w:pPr>
+      <w:r>
+        <w:rPr>
+          <w:b/>
+          <w:bCs/>
+          <w:color w:val="12355B"/>
+          <w:sz w:val="24"/>
+          <w:szCs w:val="24"/>
+        </w:rPr>
+        <w:t xml:space="preserve">Start</w:t>
+      </w:r>
+      <w:r>
+        <w:rPr>
+          <w:i/>
+          <w:iCs/>
+          <w:color w:val="1FA6A2"/>
+          <w:sz w:val="19"/>
+          <w:szCs w:val="19"/>
+        </w:rPr>
+        <w:t xml:space="preserve">   Most language support</w:t>
+      </w:r>
+    </w:p>
+    <w:p>
+      <w:pPr>
+        <w:spacing w:after="60"/>
+      </w:pPr>
+      <w:r>
+        <w:rPr>
+          <w:color w:val="1A2733"/>
+          <w:sz w:val="21"/>
+          <w:szCs w:val="21"/>
+        </w:rPr>
+        <w:t xml:space="preserve">Complete the frames. Use the word bank.</w:t>
+      </w:r>
+      <w:r>
+        <w:rPr>
+          <w:i/>
+          <w:iCs/>
+          <w:color w:val="5F6F80"/>
+          <w:sz w:val="19"/>
+          <w:szCs w:val="19"/>
+        </w:rPr>
+        <w:br/>
+        <w:t xml:space="preserve">Completa las oraciones. Usa el banco de palabras.</w:t>
+      </w:r>
+    </w:p>
+    <w:p>
+      <w:pPr>
+        <w:spacing w:after="60"/>
+      </w:pPr>
+      <w:r>
+        <w:rPr>
+          <w:color w:val="1A2733"/>
+          <w:sz w:val="21"/>
+          <w:szCs w:val="21"/>
+        </w:rPr>
+        <w:t xml:space="preserve">I flipped the divisor to its reciprocal because ___.</w:t>
+      </w:r>
+      <w:r>
+        <w:rPr>
+          <w:i/>
+          <w:iCs/>
+          <w:color w:val="5F6F80"/>
+          <w:sz w:val="19"/>
+          <w:szCs w:val="19"/>
+        </w:rPr>
+        <w:br/>
+        <w:t xml:space="preserve">Volteé el divisor a su recíproco porque ___.</w:t>
+      </w:r>
+    </w:p>
+    <w:p>
+      <w:pPr>
+        <w:spacing w:after="60"/>
+      </w:pPr>
+      <w:r>
+        <w:rPr>
+          <w:color w:val="1A2733"/>
+          <w:sz w:val="21"/>
+          <w:szCs w:val="21"/>
+        </w:rPr>
+        <w:t xml:space="preserve">After Keep, Change, Flip the answer is ___.</w:t>
+      </w:r>
+      <w:r>
+        <w:rPr>
+          <w:i/>
+          <w:iCs/>
+          <w:color w:val="5F6F80"/>
+          <w:sz w:val="19"/>
+          <w:szCs w:val="19"/>
+        </w:rPr>
+        <w:br/>
+        <w:t xml:space="preserve">Después de Mantener, Cambiar, Voltear la respuesta es ___.</w:t>
+      </w:r>
+    </w:p>
+    <w:tbl>
+      <w:tblPr>
+        <w:tblW w:type="pct" w:w="100%"/>
+        <w:tblBorders>
+          <w:top w:val="single" w:color="C7D2DD" w:sz="6"/>
+          <w:left w:val="single" w:color="C7D2DD" w:sz="6"/>
+          <w:bottom w:val="single" w:color="C7D2DD" w:sz="6"/>
+          <w:right w:val="single" w:color="C7D2DD" w:sz="6"/>
+          <w:insideH w:val="single" w:color="auto" w:sz="4"/>
+          <w:insideV w:val="single" w:color="auto" w:sz="4"/>
+        </w:tblBorders>
+      </w:tblPr>
+      <w:tblGrid>
+        <w:gridCol w:w="100"/>
+      </w:tblGrid>
+      <w:tr>
+        <w:tc>
+          <w:tcPr>
+            <w:shd w:fill="FBF3E2" w:color="auto" w:val="clear"/>
+            <w:tcMar>
+              <w:top w:type="dxa" w:w="60"/>
+              <w:left w:type="dxa" w:w="120"/>
+              <w:bottom w:type="dxa" w:w="60"/>
+              <w:right w:type="dxa" w:w="120"/>
+            </w:tcMar>
+          </w:tcPr>
+          <w:p>
+            <w:pPr>
+              <w:spacing w:after="0" w:line="320"/>
+            </w:pPr>
+            <w:r>
+              <w:t xml:space="preserve"/>
+            </w:r>
+          </w:p>
+          <w:p>
+            <w:pPr>
+              <w:spacing w:after="0" w:line="320"/>
+            </w:pPr>
+            <w:r>
+              <w:t xml:space="preserve"/>
+            </w:r>
+          </w:p>
+          <w:p>
+            <w:pPr>
+              <w:spacing w:after="0" w:line="320"/>
+            </w:pPr>
+            <w:r>
+              <w:t xml:space="preserve"/>
+            </w:r>
+          </w:p>
+        </w:tc>
+      </w:tr>
+    </w:tbl>
+    <w:p>
+      <w:pPr>
+        <w:pStyle w:val="Heading2"/>
+        <w:spacing w:after="80" w:before="180"/>
+      </w:pPr>
+      <w:r>
+        <w:rPr>
+          <w:b/>
+          <w:bCs/>
+          <w:color w:val="12355B"/>
+          <w:sz w:val="24"/>
+          <w:szCs w:val="24"/>
+        </w:rPr>
+        <w:t xml:space="preserve">Build</w:t>
+      </w:r>
+      <w:r>
+        <w:rPr>
+          <w:i/>
+          <w:iCs/>
+          <w:color w:val="B97A12"/>
+          <w:sz w:val="19"/>
+          <w:szCs w:val="19"/>
+        </w:rPr>
+        <w:t xml:space="preserve">   Some language support</w:t>
+      </w:r>
+    </w:p>
+    <w:p>
+      <w:pPr>
+        <w:spacing w:after="60"/>
+      </w:pPr>
+      <w:r>
+        <w:rPr>
+          <w:color w:val="1A2733"/>
+          <w:sz w:val="21"/>
+          <w:szCs w:val="21"/>
+        </w:rPr>
+        <w:t xml:space="preserve">Write two connected sentences. Use because, so, or but.</w:t>
+      </w:r>
+      <w:r>
+        <w:rPr>
+          <w:i/>
+          <w:iCs/>
+          <w:color w:val="5F6F80"/>
+          <w:sz w:val="19"/>
+          <w:szCs w:val="19"/>
+        </w:rPr>
+        <w:br/>
+        <w:t xml:space="preserve">Escribe dos oraciones conectadas. Usa porque, entonces o pero.</w:t>
+      </w:r>
+    </w:p>
+    <w:p>
+      <w:pPr>
+        <w:spacing w:after="60"/>
+      </w:pPr>
+      <w:r>
+        <w:rPr>
+          <w:color w:val="1A2733"/>
+          <w:sz w:val="21"/>
+          <w:szCs w:val="21"/>
+        </w:rPr>
+        <w:t xml:space="preserve">My claim is ___.</w:t>
+      </w:r>
+      <w:r>
+        <w:rPr>
+          <w:i/>
+          <w:iCs/>
+          <w:color w:val="5F6F80"/>
+          <w:sz w:val="19"/>
+          <w:szCs w:val="19"/>
+        </w:rPr>
+        <w:br/>
+        <w:t xml:space="preserve">Mi afirmación es ___.</w:t>
+      </w:r>
+    </w:p>
+    <w:p>
+      <w:pPr>
+        <w:spacing w:after="60"/>
+      </w:pPr>
+      <w:r>
+        <w:rPr>
+          <w:color w:val="1A2733"/>
+          <w:sz w:val="21"/>
+          <w:szCs w:val="21"/>
+        </w:rPr>
+        <w:t xml:space="preserve">I know because ___.</w:t>
+      </w:r>
+      <w:r>
+        <w:rPr>
+          <w:i/>
+          <w:iCs/>
+          <w:color w:val="5F6F80"/>
+          <w:sz w:val="19"/>
+          <w:szCs w:val="19"/>
+        </w:rPr>
+        <w:br/>
+        <w:t xml:space="preserve">Lo sé porque ___.</w:t>
+      </w:r>
+    </w:p>
+    <w:p>
+      <w:pPr>
+        <w:spacing w:after="60"/>
+      </w:pPr>
+      <w:r>
+        <w:rPr>
+          <w:color w:val="1A2733"/>
+          <w:sz w:val="21"/>
+          <w:szCs w:val="21"/>
+        </w:rPr>
+        <w:t xml:space="preserve">So ___.</w:t>
+      </w:r>
+      <w:r>
+        <w:rPr>
+          <w:i/>
+          <w:iCs/>
+          <w:color w:val="5F6F80"/>
+          <w:sz w:val="19"/>
+          <w:szCs w:val="19"/>
+        </w:rPr>
+        <w:br/>
+        <w:t xml:space="preserve">Entonces ___.</w:t>
+      </w:r>
+    </w:p>
+    <w:tbl>
+      <w:tblPr>
+        <w:tblW w:type="pct" w:w="100%"/>
+        <w:tblBorders>
+          <w:top w:val="single" w:color="C7D2DD" w:sz="6"/>
+          <w:left w:val="single" w:color="C7D2DD" w:sz="6"/>
+          <w:bottom w:val="single" w:color="C7D2DD" w:sz="6"/>
+          <w:right w:val="single" w:color="C7D2DD" w:sz="6"/>
+          <w:insideH w:val="single" w:color="auto" w:sz="4"/>
+          <w:insideV w:val="single" w:color="auto" w:sz="4"/>
+        </w:tblBorders>
+      </w:tblPr>
+      <w:tblGrid>
+        <w:gridCol w:w="100"/>
+      </w:tblGrid>
+      <w:tr>
+        <w:tc>
+          <w:tcPr>
+            <w:shd w:fill="FBF3E2" w:color="auto" w:val="clear"/>
+            <w:tcMar>
+              <w:top w:type="dxa" w:w="60"/>
+              <w:left w:type="dxa" w:w="120"/>
+              <w:bottom w:type="dxa" w:w="60"/>
+              <w:right w:type="dxa" w:w="120"/>
+            </w:tcMar>
+          </w:tcPr>
+          <w:p>
+            <w:pPr>
+              <w:spacing w:after="0" w:line="320"/>
+            </w:pPr>
+            <w:r>
+              <w:t xml:space="preserve"/>
+            </w:r>
+          </w:p>
+          <w:p>
+            <w:pPr>
+              <w:spacing w:after="0" w:line="320"/>
+            </w:pPr>
+            <w:r>
+              <w:t xml:space="preserve"/>
+            </w:r>
+          </w:p>
+          <w:p>
+            <w:pPr>
+              <w:spacing w:after="0" w:line="320"/>
+            </w:pPr>
+            <w:r>
+              <w:t xml:space="preserve"/>
+            </w:r>
+          </w:p>
+        </w:tc>
+      </w:tr>
+    </w:tbl>
+    <w:p>
+      <w:pPr>
+        <w:pStyle w:val="Heading2"/>
+        <w:spacing w:after="80" w:before="180"/>
+      </w:pPr>
+      <w:r>
+        <w:rPr>
+          <w:b/>
+          <w:bCs/>
+          <w:color w:val="12355B"/>
+          <w:sz w:val="24"/>
+          <w:szCs w:val="24"/>
+        </w:rPr>
+        <w:t xml:space="preserve">Explain</w:t>
+      </w:r>
+      <w:r>
+        <w:rPr>
+          <w:i/>
+          <w:iCs/>
+          <w:color w:val="B97A12"/>
+          <w:sz w:val="19"/>
+          <w:szCs w:val="19"/>
+        </w:rPr>
+        <w:t xml:space="preserve">   Light language support</w:t>
+      </w:r>
+    </w:p>
+    <w:p>
+      <w:pPr>
+        <w:spacing w:after="60"/>
+      </w:pPr>
+      <w:r>
+        <w:rPr>
+          <w:color w:val="1A2733"/>
+          <w:sz w:val="21"/>
+          <w:szCs w:val="21"/>
+        </w:rPr>
+        <w:t xml:space="preserve">Write a claim, give math evidence, and explain your reasoning.</w:t>
+      </w:r>
+      <w:r>
+        <w:rPr>
+          <w:i/>
+          <w:iCs/>
+          <w:color w:val="5F6F80"/>
+          <w:sz w:val="19"/>
+          <w:szCs w:val="19"/>
+        </w:rPr>
+        <w:br/>
+        <w:t xml:space="preserve">Escribe una afirmación, da evidencia matemática y explica tu razonamiento.</w:t>
+      </w:r>
+    </w:p>
+    <w:p>
+      <w:pPr>
+        <w:spacing w:after="60"/>
+      </w:pPr>
+      <w:r>
+        <w:rPr>
+          <w:color w:val="1A2733"/>
+          <w:sz w:val="21"/>
+          <w:szCs w:val="21"/>
+        </w:rPr>
+        <w:t xml:space="preserve">My claim is ___.</w:t>
+      </w:r>
+      <w:r>
+        <w:rPr>
+          <w:i/>
+          <w:iCs/>
+          <w:color w:val="5F6F80"/>
+          <w:sz w:val="19"/>
+          <w:szCs w:val="19"/>
+        </w:rPr>
+        <w:br/>
+        <w:t xml:space="preserve">Mi afirmación es ___.</w:t>
+      </w:r>
+    </w:p>
+    <w:p>
+      <w:pPr>
+        <w:spacing w:after="60"/>
+      </w:pPr>
+      <w:r>
+        <w:rPr>
+          <w:color w:val="1A2733"/>
+          <w:sz w:val="21"/>
+          <w:szCs w:val="21"/>
+        </w:rPr>
+        <w:t xml:space="preserve">My math evidence is ___.</w:t>
+      </w:r>
+      <w:r>
+        <w:rPr>
+          <w:i/>
+          <w:iCs/>
+          <w:color w:val="5F6F80"/>
+          <w:sz w:val="19"/>
+          <w:szCs w:val="19"/>
+        </w:rPr>
+        <w:br/>
+        <w:t xml:space="preserve">Mi evidencia matemática es ___.</w:t>
+      </w:r>
+    </w:p>
+    <w:p>
+      <w:pPr>
+        <w:spacing w:after="60"/>
+      </w:pPr>
+      <w:r>
+        <w:rPr>
+          <w:color w:val="1A2733"/>
+          <w:sz w:val="21"/>
+          <w:szCs w:val="21"/>
+        </w:rPr>
+        <w:t xml:space="preserve">This proves ___ because ___.</w:t>
+      </w:r>
+      <w:r>
+        <w:rPr>
+          <w:i/>
+          <w:iCs/>
+          <w:color w:val="5F6F80"/>
+          <w:sz w:val="19"/>
+          <w:szCs w:val="19"/>
+        </w:rPr>
+        <w:br/>
+        <w:t xml:space="preserve">Esto demuestra ___ porque ___.</w:t>
+      </w:r>
+    </w:p>
+    <w:tbl>
+      <w:tblPr>
+        <w:tblW w:type="pct" w:w="100%"/>
+        <w:tblBorders>
+          <w:top w:val="single" w:color="C7D2DD" w:sz="6"/>
+          <w:left w:val="single" w:color="C7D2DD" w:sz="6"/>
+          <w:bottom w:val="single" w:color="C7D2DD" w:sz="6"/>
+          <w:right w:val="single" w:color="C7D2DD" w:sz="6"/>
+          <w:insideH w:val="single" w:color="auto" w:sz="4"/>
+          <w:insideV w:val="single" w:color="auto" w:sz="4"/>
+        </w:tblBorders>
+      </w:tblPr>
+      <w:tblGrid>
+        <w:gridCol w:w="100"/>
+      </w:tblGrid>
+      <w:tr>
+        <w:tc>
+          <w:tcPr>
+            <w:shd w:fill="FBF3E2" w:color="auto" w:val="clear"/>
+            <w:tcMar>
+              <w:top w:type="dxa" w:w="60"/>
+              <w:left w:type="dxa" w:w="120"/>
+              <w:bottom w:type="dxa" w:w="60"/>
+              <w:right w:type="dxa" w:w="120"/>
+            </w:tcMar>
+          </w:tcPr>
+          <w:p>
+            <w:pPr>
+              <w:spacing w:after="0" w:line="320"/>
+            </w:pPr>
+            <w:r>
+              <w:t xml:space="preserve"/>
+            </w:r>
+          </w:p>
+          <w:p>
+            <w:pPr>
+              <w:spacing w:after="0" w:line="320"/>
+            </w:pPr>
+            <w:r>
+              <w:t xml:space="preserve"/>
+            </w:r>
+          </w:p>
+          <w:p>
+            <w:pPr>
+              <w:spacing w:after="0" w:line="320"/>
+            </w:pPr>
+            <w:r>
+              <w:t xml:space="preserve"/>
+            </w:r>
+          </w:p>
+          <w:p>
+            <w:pPr>
+              <w:spacing w:after="0" w:line="320"/>
+            </w:pPr>
+            <w:r>
+              <w:t xml:space="preserve"/>
+            </w:r>
+          </w:p>
+          <w:p>
+            <w:pPr>
+              <w:spacing w:after="0" w:line="320"/>
+            </w:pPr>
+            <w:r>
+              <w:t xml:space="preserve"/>
+            </w:r>
+          </w:p>
+        </w:tc>
+      </w:tr>
+    </w:tbl>
+    <w:p>
+      <w:pPr>
+        <w:pStyle w:val="Heading2"/>
+        <w:spacing w:after="80" w:before="180"/>
+      </w:pPr>
+      <w:r>
+        <w:rPr>
+          <w:b/>
+          <w:bCs/>
+          <w:color w:val="12355B"/>
+          <w:sz w:val="24"/>
+          <w:szCs w:val="24"/>
+        </w:rPr>
+        <w:t xml:space="preserve">4. Check Your Explanation</w:t>
+      </w:r>
+      <w:r>
+        <w:rPr>
+          <w:i/>
+          <w:iCs/>
+          <w:color w:val="1FA6A2"/>
+          <w:sz w:val="19"/>
+          <w:szCs w:val="19"/>
+        </w:rPr>
+        <w:t xml:space="preserve">   five quick checks</w:t>
+      </w:r>
+    </w:p>
+    <w:p>
+      <w:pPr>
+        <w:spacing w:after="80"/>
+      </w:pPr>
+      <w:r>
+        <w:rPr>
+          <w:b/>
+          <w:bCs/>
+          <w:color w:val="1FA6A2"/>
+          <w:sz w:val="22"/>
+          <w:szCs w:val="22"/>
+        </w:rPr>
+        <w:t xml:space="preserve">☐  </w:t>
+      </w:r>
+      <w:r>
+        <w:rPr>
+          <w:sz w:val="20"/>
+          <w:szCs w:val="20"/>
+        </w:rPr>
+        <w:t xml:space="preserve">I answered the question.</w:t>
+      </w:r>
+      <w:r>
+        <w:rPr>
+          <w:i/>
+          <w:iCs/>
+          <w:color w:val="5F6F80"/>
+          <w:sz w:val="18"/>
+          <w:szCs w:val="18"/>
+        </w:rPr>
+        <w:br/>
+        <w:t xml:space="preserve">Respondí la pregunta.</w:t>
+      </w:r>
+    </w:p>
+    <w:p>
+      <w:pPr>
+        <w:spacing w:after="80"/>
+      </w:pPr>
+      <w:r>
+        <w:rPr>
+          <w:b/>
+          <w:bCs/>
+          <w:color w:val="1FA6A2"/>
+          <w:sz w:val="22"/>
+          <w:szCs w:val="22"/>
+        </w:rPr>
+        <w:t xml:space="preserve">☐  </w:t>
+      </w:r>
+      <w:r>
+        <w:rPr>
+          <w:sz w:val="20"/>
+          <w:szCs w:val="20"/>
+        </w:rPr>
+        <w:t xml:space="preserve">I used math evidence: numbers, an equation, a model, or a comparison.</w:t>
+      </w:r>
+      <w:r>
+        <w:rPr>
+          <w:i/>
+          <w:iCs/>
+          <w:color w:val="5F6F80"/>
+          <w:sz w:val="18"/>
+          <w:szCs w:val="18"/>
+        </w:rPr>
+        <w:br/>
+        <w:t xml:space="preserve">Usé evidencia matemática: números, una ecuación, un modelo o una comparación.</w:t>
+      </w:r>
+    </w:p>
+    <w:p>
+      <w:pPr>
+        <w:spacing w:after="80"/>
+      </w:pPr>
+      <w:r>
+        <w:rPr>
+          <w:b/>
+          <w:bCs/>
+          <w:color w:val="1FA6A2"/>
+          <w:sz w:val="22"/>
+          <w:szCs w:val="22"/>
+        </w:rPr>
+        <w:t xml:space="preserve">☐  </w:t>
+      </w:r>
+      <w:r>
+        <w:rPr>
+          <w:sz w:val="20"/>
+          <w:szCs w:val="20"/>
+        </w:rPr>
+        <w:t xml:space="preserve">I explained how the evidence proves my answer.</w:t>
+      </w:r>
+      <w:r>
+        <w:rPr>
+          <w:i/>
+          <w:iCs/>
+          <w:color w:val="5F6F80"/>
+          <w:sz w:val="18"/>
+          <w:szCs w:val="18"/>
+        </w:rPr>
+        <w:br/>
+        <w:t xml:space="preserve">Expliqué cómo la evidencia demuestra mi respuesta.</w:t>
+      </w:r>
+    </w:p>
+    <w:p>
+      <w:pPr>
+        <w:spacing w:after="80"/>
+      </w:pPr>
+      <w:r>
+        <w:rPr>
+          <w:b/>
+          <w:bCs/>
+          <w:color w:val="1FA6A2"/>
+          <w:sz w:val="22"/>
+          <w:szCs w:val="22"/>
+        </w:rPr>
+        <w:t xml:space="preserve">☐  </w:t>
+      </w:r>
+      <w:r>
+        <w:rPr>
+          <w:sz w:val="20"/>
+          <w:szCs w:val="20"/>
+        </w:rPr>
+        <w:t xml:space="preserve">I used at least two math words.</w:t>
+      </w:r>
+      <w:r>
+        <w:rPr>
+          <w:i/>
+          <w:iCs/>
+          <w:color w:val="5F6F80"/>
+          <w:sz w:val="18"/>
+          <w:szCs w:val="18"/>
+        </w:rPr>
+        <w:br/>
+        <w:t xml:space="preserve">Usé por lo menos dos palabras matemáticas.</w:t>
+      </w:r>
+    </w:p>
+    <w:p>
+      <w:pPr>
+        <w:spacing w:after="80"/>
+      </w:pPr>
+      <w:r>
+        <w:rPr>
+          <w:b/>
+          <w:bCs/>
+          <w:color w:val="1FA6A2"/>
+          <w:sz w:val="22"/>
+          <w:szCs w:val="22"/>
+        </w:rPr>
+        <w:t xml:space="preserve">☐  </w:t>
+      </w:r>
+      <w:r>
+        <w:rPr>
+          <w:sz w:val="20"/>
+          <w:szCs w:val="20"/>
+        </w:rPr>
+        <w:t xml:space="preserve">I reread complete sentences and punctuation.</w:t>
+      </w:r>
+      <w:r>
+        <w:rPr>
+          <w:i/>
+          <w:iCs/>
+          <w:color w:val="5F6F80"/>
+          <w:sz w:val="18"/>
+          <w:szCs w:val="18"/>
+        </w:rPr>
+        <w:br/>
+        <w:t xml:space="preserve">Volví a leer mis oraciones completas y la puntuación.</w:t>
+      </w:r>
+    </w:p>
+    <w:p>
+      <w:pPr>
+        <w:pStyle w:val="Heading1"/>
+        <w:pageBreakBefore/>
+        <w:pBdr>
+          <w:bottom w:val="single" w:color="1FA6A2" w:sz="14" w:space="6"/>
+        </w:pBdr>
+        <w:spacing w:after="140" w:before="0"/>
+      </w:pPr>
+      <w:r>
+        <w:rPr>
+          <w:b/>
+          <w:bCs/>
+          <w:color w:val="12355B"/>
+          <w:sz w:val="30"/>
+          <w:szCs w:val="30"/>
+        </w:rPr>
+        <w:t xml:space="preserve">Worked Example</w:t>
+      </w:r>
+    </w:p>
+    <w:p>
+      <w:pPr>
+        <w:pStyle w:val="Heading2"/>
+        <w:spacing w:after="80" w:before="180"/>
+      </w:pPr>
+      <w:r>
+        <w:rPr>
+          <w:b/>
+          <w:bCs/>
+          <w:color w:val="12355B"/>
+          <w:sz w:val="24"/>
+          <w:szCs w:val="24"/>
+        </w:rPr>
+        <w:t xml:space="preserve">Watch &amp; Read</w:t>
+      </w:r>
+      <w:r>
+        <w:rPr>
+          <w:i/>
+          <w:iCs/>
+          <w:color w:val="1FA6A2"/>
+          <w:sz w:val="19"/>
+          <w:szCs w:val="19"/>
+        </w:rPr>
+        <w:t xml:space="preserve">   I Do — follow along with your teacher</w:t>
+      </w:r>
+    </w:p>
+    <w:tbl>
+      <w:tblPr>
+        <w:tblW w:type="pct" w:w="100%"/>
+        <w:tblBorders>
+          <w:top w:val="single" w:color="1FA6A2" w:sz="8"/>
+          <w:left w:val="single" w:color="1FA6A2" w:sz="8"/>
+          <w:bottom w:val="single" w:color="1FA6A2" w:sz="8"/>
+          <w:right w:val="single" w:color="1FA6A2" w:sz="8"/>
+          <w:insideH w:val="single" w:color="auto" w:sz="4"/>
+          <w:insideV w:val="single" w:color="auto" w:sz="4"/>
+        </w:tblBorders>
+      </w:tblPr>
+      <w:tblGrid>
+        <w:gridCol w:w="100"/>
+      </w:tblGrid>
+      <w:tr>
+        <w:tc>
+          <w:tcPr>
+            <w:shd w:fill="E6F4F3" w:color="auto" w:val="clear"/>
+            <w:tcMar>
+              <w:top w:type="dxa" w:w="120"/>
+              <w:left w:type="dxa" w:w="180"/>
+              <w:bottom w:type="dxa" w:w="120"/>
+              <w:right w:type="dxa" w:w="180"/>
+            </w:tcMar>
+          </w:tcPr>
+          <w:p>
+            <w:pPr>
+              <w:spacing w:after="60"/>
+            </w:pPr>
+            <w:r>
+              <w:rPr>
+                <w:b/>
+                <w:bCs/>
+                <w:color w:val="12355B"/>
+                <w:sz w:val="22"/>
+                <w:szCs w:val="22"/>
+              </w:rPr>
+              <w:t xml:space="preserve">Detective Agency Case File</w:t>
+            </w:r>
+          </w:p>
+          <w:p>
+            <w:pPr>
+              <w:spacing w:after="0"/>
+            </w:pPr>
+            <w:r>
+              <w:rPr>
+                <w:sz w:val="21"/>
+                <w:szCs w:val="21"/>
+              </w:rPr>
+              <w:t xml:space="preserve">Agent Rivera is dividing a 3/4-pound evidence bag into portions that each weigh 1/8 pound. She needs to know exactly how many portions she can make for testing. Can you solve the case?</w:t>
+            </w:r>
+          </w:p>
+        </w:tc>
+      </w:tr>
+    </w:tbl>
+    <w:p>
+      <w:pPr>
+        <w:spacing w:after="80"/>
+      </w:pPr>
+      <w:r>
+        <w:t xml:space="preserve"/>
+      </w:r>
+    </w:p>
+    <w:p>
+      <w:pPr>
+        <w:spacing w:after="50" w:before="60"/>
+      </w:pPr>
+      <w:r>
+        <w:rPr>
+          <w:b/>
+          <w:bCs/>
+          <w:color w:val="12355B"/>
+          <w:sz w:val="21"/>
+          <w:szCs w:val="21"/>
+        </w:rPr>
+        <w:t xml:space="preserve">Think about:</w:t>
+      </w:r>
+    </w:p>
+    <w:p>
+      <w:pPr>
+        <w:spacing w:after="40"/>
+        <w:ind w:left="300"/>
+      </w:pPr>
+      <w:r>
+        <w:rPr>
+          <w:sz w:val="20"/>
+          <w:szCs w:val="20"/>
+        </w:rPr>
+        <w:t xml:space="preserve">•  What is the total weight being divided?</w:t>
+      </w:r>
+    </w:p>
+    <w:p>
+      <w:pPr>
+        <w:spacing w:after="40"/>
+        <w:ind w:left="300"/>
+      </w:pPr>
+      <w:r>
+        <w:rPr>
+          <w:sz w:val="20"/>
+          <w:szCs w:val="20"/>
+        </w:rPr>
+        <w:t xml:space="preserve">•  What is the size of each portion?</w:t>
+      </w:r>
+    </w:p>
+    <w:p>
+      <w:pPr>
+        <w:spacing w:after="40"/>
+        <w:ind w:left="300"/>
+      </w:pPr>
+      <w:r>
+        <w:rPr>
+          <w:sz w:val="20"/>
+          <w:szCs w:val="20"/>
+        </w:rPr>
+        <w:t xml:space="preserve">•  Will the answer be more or less than 1?</w:t>
+      </w:r>
+    </w:p>
+    <w:p>
+      <w:pPr>
+        <w:spacing w:after="40"/>
+        <w:ind w:left="300"/>
+      </w:pPr>
+      <w:r>
+        <w:rPr>
+          <w:sz w:val="20"/>
+          <w:szCs w:val="20"/>
+        </w:rPr>
+        <w:t xml:space="preserve">•  How is dividing fractions different from multiplying them?</w:t>
+      </w:r>
+    </w:p>
+    <w:p>
+      <w:pPr>
+        <w:spacing w:after="40"/>
+        <w:ind w:left="300"/>
+      </w:pPr>
+      <w:r>
+        <w:rPr>
+          <w:sz w:val="20"/>
+          <w:szCs w:val="20"/>
+        </w:rPr>
+        <w:t xml:space="preserve">•  Why does 'keep, change, flip' work?</w:t>
+      </w:r>
+    </w:p>
+    <w:p>
+      <w:pPr>
+        <w:pStyle w:val="Heading2"/>
+        <w:spacing w:after="80" w:before="180"/>
+      </w:pPr>
+      <w:r>
+        <w:rPr>
+          <w:b/>
+          <w:bCs/>
+          <w:color w:val="12355B"/>
+          <w:sz w:val="24"/>
+          <w:szCs w:val="24"/>
+        </w:rPr>
+        <w:t xml:space="preserve">Solved Example</w:t>
+      </w:r>
+      <w:r>
+        <w:rPr>
+          <w:i/>
+          <w:iCs/>
+          <w:color w:val="1FA6A2"/>
+          <w:sz w:val="19"/>
+          <w:szCs w:val="19"/>
+        </w:rPr>
+        <w:t xml:space="preserve">   I Do — watch each step</w:t>
+      </w:r>
+    </w:p>
+    <w:p>
+      <w:pPr>
+        <w:keepNext/>
+        <w:spacing w:after="40"/>
+      </w:pPr>
+      <w:r>
+        <w:rPr>
+          <w:b/>
+          <w:bCs/>
+          <w:color w:val="12355B"/>
+          <w:sz w:val="21"/>
+          <w:szCs w:val="21"/>
+        </w:rPr>
+        <w:t xml:space="preserve">Problem:  </w:t>
+      </w:r>
+      <w:r>
+        <w:rPr>
+          <w:sz w:val="21"/>
+          <w:szCs w:val="21"/>
+        </w:rPr>
+        <w:t xml:space="preserve">What is the reciprocal of 3/5?</w:t>
+      </w:r>
+    </w:p>
+    <w:p>
+      <w:pPr>
+        <w:spacing w:after="30"/>
+        <w:ind w:left="420"/>
+      </w:pPr>
+      <w:r>
+        <w:rPr>
+          <w:sz w:val="20"/>
+          <w:szCs w:val="20"/>
+        </w:rPr>
+        <w:t xml:space="preserve">A)  5/3</w:t>
+      </w:r>
+    </w:p>
+    <w:p>
+      <w:pPr>
+        <w:spacing w:after="30"/>
+        <w:ind w:left="420"/>
+      </w:pPr>
+      <w:r>
+        <w:rPr>
+          <w:sz w:val="20"/>
+          <w:szCs w:val="20"/>
+        </w:rPr>
+        <w:t xml:space="preserve">B)  3/5</w:t>
+      </w:r>
+    </w:p>
+    <w:p>
+      <w:pPr>
+        <w:spacing w:after="30"/>
+        <w:ind w:left="420"/>
+      </w:pPr>
+      <w:r>
+        <w:rPr>
+          <w:sz w:val="20"/>
+          <w:szCs w:val="20"/>
+        </w:rPr>
+        <w:t xml:space="preserve">C)  5/5</w:t>
+      </w:r>
+    </w:p>
+    <w:p>
+      <w:pPr>
+        <w:spacing w:after="30"/>
+        <w:ind w:left="420"/>
+      </w:pPr>
+      <w:r>
+        <w:rPr>
+          <w:sz w:val="20"/>
+          <w:szCs w:val="20"/>
+        </w:rPr>
+        <w:t xml:space="preserve">D)  1/3</w:t>
+      </w:r>
+    </w:p>
+    <w:p>
+      <w:pPr>
+        <w:spacing w:after="20" w:before="50"/>
+      </w:pPr>
+      <w:r>
+        <w:rPr>
+          <w:b/>
+          <w:bCs/>
+          <w:color w:val="1FA6A2"/>
+          <w:sz w:val="21"/>
+          <w:szCs w:val="21"/>
+        </w:rPr>
+        <w:t xml:space="preserve">Step 1:  </w:t>
+      </w:r>
+      <w:r>
+        <w:rPr>
+          <w:sz w:val="21"/>
+          <w:szCs w:val="21"/>
+        </w:rPr>
+        <w:t xml:space="preserve">To find the reciprocal, flip the fraction.</w:t>
+      </w:r>
+    </w:p>
+    <w:p>
+      <w:pPr>
+        <w:spacing w:after="20" w:before="50"/>
+      </w:pPr>
+      <w:r>
+        <w:rPr>
+          <w:b/>
+          <w:bCs/>
+          <w:color w:val="1FA6A2"/>
+          <w:sz w:val="21"/>
+          <w:szCs w:val="21"/>
+        </w:rPr>
+        <w:t xml:space="preserve">Step 2:  </w:t>
+      </w:r>
+      <w:r>
+        <w:rPr>
+          <w:sz w:val="21"/>
+          <w:szCs w:val="21"/>
+        </w:rPr>
+        <w:t xml:space="preserve">The reciprocal of 3/5 is 5/3.</w:t>
+      </w:r>
+    </w:p>
+    <w:p>
+      <w:pPr>
+        <w:spacing w:after="40" w:before="60"/>
+      </w:pPr>
+      <w:r>
+        <w:rPr>
+          <w:b/>
+          <w:bCs/>
+          <w:color w:val="12355B"/>
+          <w:sz w:val="21"/>
+          <w:szCs w:val="21"/>
+        </w:rPr>
+        <w:t xml:space="preserve">Answer:  </w:t>
+      </w:r>
+      <w:r>
+        <w:rPr>
+          <w:b/>
+          <w:bCs/>
+          <w:sz w:val="21"/>
+          <w:szCs w:val="21"/>
+        </w:rPr>
+        <w:t xml:space="preserve">A. 5/3</w:t>
+      </w:r>
+    </w:p>
+    <w:p>
+      <w:pPr>
+        <w:pStyle w:val="Heading1"/>
+        <w:pageBreakBefore/>
+        <w:pBdr>
+          <w:bottom w:val="single" w:color="1FA6A2" w:sz="14" w:space="6"/>
+        </w:pBdr>
+        <w:spacing w:after="140" w:before="0"/>
+      </w:pPr>
+      <w:r>
+        <w:rPr>
+          <w:b/>
+          <w:bCs/>
+          <w:color w:val="12355B"/>
+          <w:sz w:val="30"/>
+          <w:szCs w:val="30"/>
+        </w:rPr>
+        <w:t xml:space="preserve">Guided Practice</w:t>
+      </w:r>
+    </w:p>
+    <w:p>
+      <w:pPr>
+        <w:pStyle w:val="Heading2"/>
+        <w:spacing w:after="80" w:before="180"/>
+      </w:pPr>
+      <w:r>
+        <w:rPr>
+          <w:b/>
+          <w:bCs/>
+          <w:color w:val="12355B"/>
+          <w:sz w:val="24"/>
+          <w:szCs w:val="24"/>
+        </w:rPr>
+        <w:t xml:space="preserve">Solve Together</w:t>
+      </w:r>
+      <w:r>
+        <w:rPr>
+          <w:i/>
+          <w:iCs/>
+          <w:color w:val="6B4FA0"/>
+          <w:sz w:val="19"/>
+          <w:szCs w:val="19"/>
+        </w:rPr>
+        <w:t xml:space="preserve">   We Do — work with your class</w:t>
+      </w:r>
+    </w:p>
+    <w:p>
+      <w:pPr>
+        <w:keepNext/>
+        <w:spacing w:after="40" w:before="40"/>
+      </w:pPr>
+      <w:r>
+        <w:rPr>
+          <w:b/>
+          <w:bCs/>
+          <w:color w:val="12355B"/>
+          <w:sz w:val="21"/>
+          <w:szCs w:val="21"/>
+        </w:rPr>
+        <w:t xml:space="preserve">Problem:  </w:t>
+      </w:r>
+      <w:r>
+        <w:rPr>
+          <w:sz w:val="21"/>
+          <w:szCs w:val="21"/>
+        </w:rPr>
+        <w:t xml:space="preserve">What is 1/2 ÷ 1/4?</w:t>
+      </w:r>
+    </w:p>
+    <w:p>
+      <w:pPr>
+        <w:spacing w:after="30"/>
+        <w:ind w:left="420"/>
+      </w:pPr>
+      <w:r>
+        <w:rPr>
+          <w:sz w:val="20"/>
+          <w:szCs w:val="20"/>
+        </w:rPr>
+        <w:t xml:space="preserve">A)  2</w:t>
+      </w:r>
+    </w:p>
+    <w:p>
+      <w:pPr>
+        <w:spacing w:after="30"/>
+        <w:ind w:left="420"/>
+      </w:pPr>
+      <w:r>
+        <w:rPr>
+          <w:sz w:val="20"/>
+          <w:szCs w:val="20"/>
+        </w:rPr>
+        <w:t xml:space="preserve">B)  1/8</w:t>
+      </w:r>
+    </w:p>
+    <w:p>
+      <w:pPr>
+        <w:spacing w:after="30"/>
+        <w:ind w:left="420"/>
+      </w:pPr>
+      <w:r>
+        <w:rPr>
+          <w:sz w:val="20"/>
+          <w:szCs w:val="20"/>
+        </w:rPr>
+        <w:t xml:space="preserve">C)  4</w:t>
+      </w:r>
+    </w:p>
+    <w:p>
+      <w:pPr>
+        <w:spacing w:after="30"/>
+        <w:ind w:left="420"/>
+      </w:pPr>
+      <w:r>
+        <w:rPr>
+          <w:sz w:val="20"/>
+          <w:szCs w:val="20"/>
+        </w:rPr>
+        <w:t xml:space="preserve">D)  1/2</w:t>
+      </w:r>
+    </w:p>
+    <w:p>
+      <w:pPr>
+        <w:keepNext/>
+        <w:spacing w:after="0" w:before="50"/>
+      </w:pPr>
+      <w:r>
+        <w:rPr>
+          <w:b/>
+          <w:bCs/>
+          <w:color w:val="6B4FA0"/>
+          <w:sz w:val="21"/>
+          <w:szCs w:val="21"/>
+        </w:rPr>
+        <w:t xml:space="preserve">Step 1:</w:t>
+      </w:r>
+    </w:p>
+    <w:p>
+      <w:pPr>
+        <w:pBdr>
+          <w:bottom w:val="single" w:color="AFBECC" w:sz="6"/>
+        </w:pBdr>
+        <w:spacing w:after="30" w:before="150"/>
+      </w:pPr>
+      <w:r>
+        <w:t xml:space="preserve"/>
+      </w:r>
+    </w:p>
+    <w:p>
+      <w:pPr>
+        <w:keepNext/>
+        <w:spacing w:after="0" w:before="50"/>
+      </w:pPr>
+      <w:r>
+        <w:rPr>
+          <w:b/>
+          <w:bCs/>
+          <w:color w:val="6B4FA0"/>
+          <w:sz w:val="21"/>
+          <w:szCs w:val="21"/>
+        </w:rPr>
+        <w:t xml:space="preserve">Step 2:</w:t>
+      </w:r>
+    </w:p>
+    <w:p>
+      <w:pPr>
+        <w:pBdr>
+          <w:bottom w:val="single" w:color="AFBECC" w:sz="6"/>
+        </w:pBdr>
+        <w:spacing w:after="30" w:before="150"/>
+      </w:pPr>
+      <w:r>
+        <w:t xml:space="preserve"/>
+      </w:r>
+    </w:p>
+    <w:p>
+      <w:pPr>
+        <w:keepNext/>
+        <w:spacing w:after="0" w:before="60"/>
+      </w:pPr>
+      <w:r>
+        <w:rPr>
+          <w:b/>
+          <w:bCs/>
+          <w:color w:val="12355B"/>
+          <w:sz w:val="21"/>
+          <w:szCs w:val="21"/>
+        </w:rPr>
+        <w:t xml:space="preserve">Answer:</w:t>
+      </w:r>
+    </w:p>
+    <w:p>
+      <w:pPr>
+        <w:pBdr>
+          <w:bottom w:val="single" w:color="AFBECC" w:sz="6"/>
+        </w:pBdr>
+        <w:spacing w:after="30" w:before="150"/>
+      </w:pPr>
+      <w:r>
+        <w:t xml:space="preserve"/>
+      </w:r>
+    </w:p>
+    <w:p>
+      <w:pPr>
+        <w:spacing w:after="80"/>
+      </w:pPr>
+      <w:r>
+        <w:t xml:space="preserve"/>
+      </w:r>
+    </w:p>
+    <w:tbl>
+      <w:tblPr>
+        <w:tblW w:type="pct" w:w="100%"/>
+        <w:tblBorders>
+          <w:top w:val="single" w:color="BBD0DE" w:sz="8"/>
+          <w:left w:val="single" w:color="BBD0DE" w:sz="8"/>
+          <w:bottom w:val="single" w:color="BBD0DE" w:sz="8"/>
+          <w:right w:val="single" w:color="BBD0DE" w:sz="8"/>
+          <w:insideH w:val="single" w:color="auto" w:sz="4"/>
+          <w:insideV w:val="single" w:color="auto" w:sz="4"/>
+        </w:tblBorders>
+      </w:tblPr>
+      <w:tblGrid>
+        <w:gridCol w:w="100"/>
+      </w:tblGrid>
+      <w:tr>
+        <w:tc>
+          <w:tcPr>
+            <w:shd w:fill="EEF4F8" w:color="auto" w:val="clear"/>
+            <w:tcMar>
+              <w:top w:type="dxa" w:w="120"/>
+              <w:left w:type="dxa" w:w="180"/>
+              <w:bottom w:type="dxa" w:w="120"/>
+              <w:right w:type="dxa" w:w="180"/>
+            </w:tcMar>
+          </w:tcPr>
+          <w:p>
+            <w:pPr>
               <w:spacing w:after="60"/>
             </w:pPr>
             <w:r>
@@ -3350,6 +4646,97 @@
           <w:szCs w:val="19"/>
         </w:rPr>
         <w:t xml:space="preserve">  — 4/5 ÷ 2/5 = 4/5 × 5/2 = 20/10 = 2. Two groups of 2/5 fit into 4/5.</w:t>
+      </w:r>
+    </w:p>
+    <w:p>
+      <w:pPr>
+        <w:pStyle w:val="Heading2"/>
+        <w:spacing w:after="80" w:before="180"/>
+      </w:pPr>
+      <w:r>
+        <w:rPr>
+          <w:b/>
+          <w:bCs/>
+          <w:color w:val="12355B"/>
+          <w:sz w:val="24"/>
+          <w:szCs w:val="24"/>
+        </w:rPr>
+        <w:t xml:space="preserve">Math Writing Criteria</w:t>
+      </w:r>
+    </w:p>
+    <w:p>
+      <w:pPr>
+        <w:spacing w:after="100"/>
+      </w:pPr>
+      <w:r>
+        <w:rPr>
+          <w:i/>
+          <w:iCs/>
+          <w:color w:val="5F6F80"/>
+          <w:sz w:val="19"/>
+          <w:szCs w:val="19"/>
+        </w:rPr>
+        <w:t xml:space="preserve">The support level changes the amount of language scaffolding, not the mathematical expectation.</w:t>
+      </w:r>
+    </w:p>
+    <w:p>
+      <w:pPr>
+        <w:spacing w:after="80"/>
+      </w:pPr>
+      <w:r>
+        <w:rPr>
+          <w:sz w:val="20"/>
+          <w:szCs w:val="20"/>
+        </w:rPr>
+        <w:t xml:space="preserve">☐  I answered the question.</w:t>
+      </w:r>
+    </w:p>
+    <w:p>
+      <w:pPr>
+        <w:spacing w:after="80"/>
+      </w:pPr>
+      <w:r>
+        <w:rPr>
+          <w:sz w:val="20"/>
+          <w:szCs w:val="20"/>
+        </w:rPr>
+        <w:t xml:space="preserve">☐  I used math evidence: numbers, an equation, a model, or a comparison.</w:t>
+      </w:r>
+    </w:p>
+    <w:p>
+      <w:pPr>
+        <w:spacing w:after="80"/>
+      </w:pPr>
+      <w:r>
+        <w:rPr>
+          <w:sz w:val="20"/>
+          <w:szCs w:val="20"/>
+        </w:rPr>
+        <w:t xml:space="preserve">☐  I explained how the evidence proves my answer.</w:t>
+      </w:r>
+    </w:p>
+    <w:p>
+      <w:pPr>
+        <w:spacing w:after="80"/>
+      </w:pPr>
+      <w:r>
+        <w:rPr>
+          <w:sz w:val="20"/>
+          <w:szCs w:val="20"/>
+        </w:rPr>
+        <w:t xml:space="preserve">☐  I used at least two math words.</w:t>
+      </w:r>
+    </w:p>
+    <w:p>
+      <w:pPr>
+        <w:spacing w:after="80"/>
+      </w:pPr>
+      <w:r>
+        <w:rPr>
+          <w:sz w:val="20"/>
+          <w:szCs w:val="20"/>
+        </w:rPr>
+        <w:t xml:space="preserve">☐  I reread complete sentences and punctuation.</w:t>
       </w:r>
     </w:p>
     <w:sectPr>

--- a/lessons/2-3/downloads/2-3-notes-teacher.docx
+++ b/lessons/2-3/downloads/2-3-notes-teacher.docx
@@ -180,7 +180,7 @@
                 <w:sz w:val="20"/>
                 <w:szCs w:val="20"/>
               </w:rPr>
-              <w:t xml:space="preserve">I can find the mean, median, and mode of a data set.</w:t>
+              <w:t xml:space="preserve">I can find the median of a data set and use it to describe what is typical.</w:t>
             </w:r>
           </w:p>
           <w:p>
@@ -202,7 +202,7 @@
                 <w:sz w:val="20"/>
                 <w:szCs w:val="20"/>
               </w:rPr>
-              <w:t xml:space="preserve">I can explain my reasoning using the words mean, median, mode, and outlier.</w:t>
+              <w:t xml:space="preserve">I can explain the median using the words order, middle, typical, and half.</w:t>
             </w:r>
           </w:p>
         </w:tc>
@@ -351,7 +351,7 @@
                 <w:sz w:val="24"/>
                 <w:szCs w:val="24"/>
               </w:rPr>
-              <w:t xml:space="preserve">Mean, Median, and Mode</w:t>
+              <w:t xml:space="preserve">Describe the Data Using the Median</w:t>
             </w:r>
             <w:r>
               <w:rPr>
@@ -361,7 +361,7 @@
                 <w:sz w:val="19"/>
                 <w:szCs w:val="19"/>
               </w:rPr>
-              <w:t xml:space="preserve">   Media, mediana y moda</w:t>
+              <w:t xml:space="preserve">   Describir los datos con la mediana</w:t>
             </w:r>
           </w:p>
           <w:p>
@@ -373,7 +373,7 @@
                 <w:sz w:val="21"/>
                 <w:szCs w:val="21"/>
               </w:rPr>
-              <w:t xml:space="preserve">Measures that describe a data set's center: average, middle value, and most frequent value.</w:t>
+              <w:t xml:space="preserve">Using the middle value of the ordered data to say what is typical for the whole set.</w:t>
             </w:r>
           </w:p>
           <w:p>
@@ -398,7 +398,7 @@
                 <w:sz w:val="18"/>
                 <w:szCs w:val="18"/>
               </w:rPr>
-              <w:t xml:space="preserve">For 2, 3, 3, 8: mean = 4, median = 3, mode = 3.</w:t>
+              <w:t xml:space="preserve">2, 4, 4, 6, 9 → median 4</w:t>
             </w:r>
           </w:p>
         </w:tc>
@@ -505,7 +505,7 @@
                 <w:sz w:val="24"/>
                 <w:szCs w:val="24"/>
               </w:rPr>
-              <w:t xml:space="preserve">Mean</w:t>
+              <w:t xml:space="preserve">Median</w:t>
             </w:r>
             <w:r>
               <w:rPr>
@@ -515,7 +515,7 @@
                 <w:sz w:val="19"/>
                 <w:szCs w:val="19"/>
               </w:rPr>
-              <w:t xml:space="preserve">   Media</w:t>
+              <w:t xml:space="preserve">   Mediana</w:t>
             </w:r>
           </w:p>
           <w:p>
@@ -527,7 +527,7 @@
                 <w:sz w:val="21"/>
                 <w:szCs w:val="21"/>
               </w:rPr>
-              <w:t xml:space="preserve">The average. Add all the numbers, then divide by how many there are.</w:t>
+              <w:t xml:space="preserve">The middle number when you put them in order.</w:t>
             </w:r>
           </w:p>
           <w:p>
@@ -552,7 +552,7 @@
                 <w:sz w:val="18"/>
                 <w:szCs w:val="18"/>
               </w:rPr>
-              <w:t xml:space="preserve">Mean of 2, 4, 6: add them (2+4+6=12), divide by 3 → mean = 4</w:t>
+              <w:t xml:space="preserve">Data: 1, 3, 5, 7, 9 → the middle (3rd) value is 5, so median = 5</w:t>
             </w:r>
           </w:p>
         </w:tc>
@@ -659,7 +659,7 @@
                 <w:sz w:val="24"/>
                 <w:szCs w:val="24"/>
               </w:rPr>
-              <w:t xml:space="preserve">Median</w:t>
+              <w:t xml:space="preserve">Mode</w:t>
             </w:r>
             <w:r>
               <w:rPr>
@@ -669,7 +669,7 @@
                 <w:sz w:val="19"/>
                 <w:szCs w:val="19"/>
               </w:rPr>
-              <w:t xml:space="preserve">   Mediana</w:t>
+              <w:t xml:space="preserve">   Moda</w:t>
             </w:r>
           </w:p>
           <w:p>
@@ -681,7 +681,7 @@
                 <w:sz w:val="21"/>
                 <w:szCs w:val="21"/>
               </w:rPr>
-              <w:t xml:space="preserve">The middle number when you put them in order.</w:t>
+              <w:t xml:space="preserve">The number that shows up most often.</w:t>
             </w:r>
           </w:p>
           <w:p>
@@ -706,7 +706,7 @@
                 <w:sz w:val="18"/>
                 <w:szCs w:val="18"/>
               </w:rPr>
-              <w:t xml:space="preserve">Data: 1, 3, 5, 7, 9 → the middle (3rd) value is 5, so median = 5</w:t>
+              <w:t xml:space="preserve">Data: 2, 3, 3, 5, 7 → 3 appears twice (most often), so mode = 3</w:t>
             </w:r>
           </w:p>
         </w:tc>
@@ -813,7 +813,7 @@
                 <w:sz w:val="24"/>
                 <w:szCs w:val="24"/>
               </w:rPr>
-              <w:t xml:space="preserve">Mode</w:t>
+              <w:t xml:space="preserve">Outlier</w:t>
             </w:r>
             <w:r>
               <w:rPr>
@@ -823,7 +823,7 @@
                 <w:sz w:val="19"/>
                 <w:szCs w:val="19"/>
               </w:rPr>
-              <w:t xml:space="preserve">   Moda</w:t>
+              <w:t xml:space="preserve">   Valor atípico</w:t>
             </w:r>
           </w:p>
           <w:p>
@@ -835,7 +835,7 @@
                 <w:sz w:val="21"/>
                 <w:szCs w:val="21"/>
               </w:rPr>
-              <w:t xml:space="preserve">The number that shows up most often.</w:t>
+              <w:t xml:space="preserve">A number that is much bigger or smaller than the rest.</w:t>
             </w:r>
           </w:p>
           <w:p>
@@ -860,7 +860,7 @@
                 <w:sz w:val="18"/>
                 <w:szCs w:val="18"/>
               </w:rPr>
-              <w:t xml:space="preserve">Data: 2, 3, 3, 5, 7 → 3 appears twice (most often), so mode = 3</w:t>
+              <w:t xml:space="preserve">Data: 10, 12, 11, 13, 50 → 50 is far from the others, so 50 is an outlier</w:t>
             </w:r>
           </w:p>
         </w:tc>
@@ -967,7 +967,7 @@
                 <w:sz w:val="24"/>
                 <w:szCs w:val="24"/>
               </w:rPr>
-              <w:t xml:space="preserve">Outlier</w:t>
+              <w:t xml:space="preserve">Data distribution</w:t>
             </w:r>
             <w:r>
               <w:rPr>
@@ -977,7 +977,7 @@
                 <w:sz w:val="19"/>
                 <w:szCs w:val="19"/>
               </w:rPr>
-              <w:t xml:space="preserve">   Valor atípico</w:t>
+              <w:t xml:space="preserve">   Distribución de datos</w:t>
             </w:r>
           </w:p>
           <w:p>
@@ -989,7 +989,7 @@
                 <w:sz w:val="21"/>
                 <w:szCs w:val="21"/>
               </w:rPr>
-              <w:t xml:space="preserve">A number that is much bigger or smaller than the rest.</w:t>
+              <w:t xml:space="preserve">How the data looks: where it sits and how spread out it is.</w:t>
             </w:r>
           </w:p>
           <w:p>
@@ -1014,7 +1014,7 @@
                 <w:sz w:val="18"/>
                 <w:szCs w:val="18"/>
               </w:rPr>
-              <w:t xml:space="preserve">Data: 10, 12, 11, 13, 50 → 50 is far from the others, so 50 is an outlier</w:t>
+              <w:t xml:space="preserve">If most values cluster in the center with fewer at the ends, the distribution is symmetric</w:t>
             </w:r>
           </w:p>
         </w:tc>
@@ -1121,160 +1121,6 @@
                 <w:sz w:val="24"/>
                 <w:szCs w:val="24"/>
               </w:rPr>
-              <w:t xml:space="preserve">Data distribution</w:t>
-            </w:r>
-            <w:r>
-              <w:rPr>
-                <w:i/>
-                <w:iCs/>
-                <w:color w:val="5F6F80"/>
-                <w:sz w:val="19"/>
-                <w:szCs w:val="19"/>
-              </w:rPr>
-              <w:t xml:space="preserve">   Distribución de datos</w:t>
-            </w:r>
-          </w:p>
-          <w:p>
-            <w:pPr>
-              <w:spacing w:after="40"/>
-            </w:pPr>
-            <w:r>
-              <w:rPr>
-                <w:sz w:val="21"/>
-                <w:szCs w:val="21"/>
-              </w:rPr>
-              <w:t xml:space="preserve">How the data looks: where it sits and how spread out it is.</w:t>
-            </w:r>
-          </w:p>
-          <w:p>
-            <w:pPr>
-              <w:spacing w:after="0"/>
-            </w:pPr>
-            <w:r>
-              <w:rPr>
-                <w:b/>
-                <w:bCs/>
-                <w:color w:val="1FA6A2"/>
-                <w:sz w:val="18"/>
-                <w:szCs w:val="18"/>
-              </w:rPr>
-              <w:t xml:space="preserve">Example:  </w:t>
-            </w:r>
-            <w:r>
-              <w:rPr>
-                <w:i/>
-                <w:iCs/>
-                <w:color w:val="5F6F80"/>
-                <w:sz w:val="18"/>
-                <w:szCs w:val="18"/>
-              </w:rPr>
-              <w:t xml:space="preserve">If most values cluster in the center with fewer at the ends, the distribution is symmetric</w:t>
-            </w:r>
-          </w:p>
-        </w:tc>
-      </w:tr>
-    </w:tbl>
-    <w:tbl>
-      <w:tblPr>
-        <w:tblW w:type="pct" w:w="100%"/>
-        <w:tblBorders>
-          <w:top w:val="none" w:color="FFFFFF" w:sz="0"/>
-          <w:left w:val="none" w:color="FFFFFF" w:sz="0"/>
-          <w:bottom w:val="single" w:color="C7D2DD" w:sz="4"/>
-          <w:right w:val="none" w:color="FFFFFF" w:sz="0"/>
-          <w:insideH w:val="none" w:color="FFFFFF" w:sz="0"/>
-          <w:insideV w:val="none" w:color="FFFFFF" w:sz="0"/>
-        </w:tblBorders>
-      </w:tblPr>
-      <w:tblGrid>
-        <w:gridCol w:w="1800"/>
-        <w:gridCol w:w="7560"/>
-      </w:tblGrid>
-      <w:tr>
-        <w:trPr>
-          <w:cantSplit/>
-        </w:trPr>
-        <w:tc>
-          <w:tcPr>
-            <w:tcW w:type="dxa" w:w="1800"/>
-            <w:tcMar>
-              <w:top w:type="dxa" w:w="100"/>
-              <w:left w:type="dxa" w:w="40"/>
-              <w:bottom w:type="dxa" w:w="100"/>
-              <w:right w:type="dxa" w:w="120"/>
-            </w:tcMar>
-            <w:vAlign w:val="center"/>
-          </w:tcPr>
-          <w:p>
-            <w:pPr>
-              <w:spacing w:after="0"/>
-              <w:jc w:val="center"/>
-            </w:pPr>
-            <w:r>
-              <w:drawing>
-                <wp:inline distT="0" distB="0" distL="0" distR="0">
-                  <wp:extent cx="1047750" cy="790575"/>
-                  <wp:effectExtent t="0" r="0" b="0" l="0"/>
-                  <wp:docPr id="1" name="" descr="" title=""/>
-                  <wp:cNvGraphicFramePr>
-                    <a:graphicFrameLocks xmlns:a="http://schemas.openxmlformats.org/drawingml/2006/main" noChangeAspect="1"/>
-                  </wp:cNvGraphicFramePr>
-                  <a:graphic xmlns:a="http://schemas.openxmlformats.org/drawingml/2006/main">
-                    <a:graphicData uri="http://schemas.openxmlformats.org/drawingml/2006/picture">
-                      <pic:pic xmlns:pic="http://schemas.openxmlformats.org/drawingml/2006/picture">
-                        <pic:nvPicPr>
-                          <pic:cNvPr id="0" name="" descr=""/>
-                          <pic:cNvPicPr>
-                            <a:picLocks noChangeAspect="1" noChangeArrowheads="1"/>
-                          </pic:cNvPicPr>
-                        </pic:nvPicPr>
-                        <pic:blipFill>
-                          <a:blip r:embed="rId15" cstate="none"/>
-                          <a:srcRect/>
-                          <a:stretch>
-                            <a:fillRect/>
-                          </a:stretch>
-                        </pic:blipFill>
-                        <pic:spPr bwMode="auto">
-                          <a:xfrm>
-                            <a:off x="0" y="0"/>
-                            <a:ext cx="1047750" cy="790575"/>
-                          </a:xfrm>
-                          <a:prstGeom prst="rect">
-                            <a:avLst/>
-                          </a:prstGeom>
-                        </pic:spPr>
-                      </pic:pic>
-                    </a:graphicData>
-                  </a:graphic>
-                </wp:inline>
-              </w:drawing>
-            </w:r>
-          </w:p>
-        </w:tc>
-        <w:tc>
-          <w:tcPr>
-            <w:tcW w:type="dxa" w:w="7560"/>
-            <w:tcMar>
-              <w:top w:type="dxa" w:w="100"/>
-              <w:left w:type="dxa" w:w="40"/>
-              <w:bottom w:type="dxa" w:w="100"/>
-              <w:right w:type="dxa" w:w="40"/>
-            </w:tcMar>
-            <w:vAlign w:val="center"/>
-          </w:tcPr>
-          <w:p>
-            <w:pPr>
-              <w:spacing w:after="50"/>
-            </w:pPr>
-            <w:r>
-              <w:rPr>
-                <w:b/>
-                <w:bCs/>
-                <w:color w:val="12355B"/>
-                <w:sz w:val="24"/>
-                <w:szCs w:val="24"/>
-              </w:rPr>
               <w:t xml:space="preserve">Variability</w:t>
             </w:r>
             <w:r>
@@ -1414,7 +1260,7 @@
                 <w:sz w:val="21"/>
                 <w:szCs w:val="21"/>
               </w:rPr>
-              <w:t xml:space="preserve">Mean, Median, and Mode      •      Mean      •      Median      •      Mode      •      Outlier      •      Data distribution      •      Variability</w:t>
+              <w:t xml:space="preserve">Describe the Data Using the Median      •      Median      •      Mode      •      Outlier      •      Data distribution      •      Variability</w:t>
             </w:r>
           </w:p>
         </w:tc>
@@ -1447,7 +1293,7 @@
           <w:sz w:val="22"/>
           <w:szCs w:val="22"/>
         </w:rPr>
-        <w:t xml:space="preserve">__________  —  Measures that describe a data set's center: average, middle value, and most frequent value.</w:t>
+        <w:t xml:space="preserve">When one value sits far from the rest, describe the typical value with the ___.</w:t>
       </w:r>
     </w:p>
     <w:p>
@@ -1469,7 +1315,7 @@
           <w:sz w:val="22"/>
           <w:szCs w:val="22"/>
         </w:rPr>
-        <w:t xml:space="preserve">The average found by adding all values and dividing by how many there are is the ___.</w:t>
+        <w:t xml:space="preserve">The middle value of a data set when the numbers are in order is the ___.</w:t>
       </w:r>
     </w:p>
     <w:p>
@@ -1491,7 +1337,7 @@
           <w:sz w:val="22"/>
           <w:szCs w:val="22"/>
         </w:rPr>
-        <w:t xml:space="preserve">The middle value of a data set when the numbers are in order is the ___.</w:t>
+        <w:t xml:space="preserve">The value that appears most often in a data set is the ___.</w:t>
       </w:r>
     </w:p>
     <w:p>
@@ -1513,7 +1359,7 @@
           <w:sz w:val="22"/>
           <w:szCs w:val="22"/>
         </w:rPr>
-        <w:t xml:space="preserve">The value that appears most often in a data set is the ___.</w:t>
+        <w:t xml:space="preserve">A value that is much larger or smaller than the rest of the data is an ___.</w:t>
       </w:r>
     </w:p>
     <w:p>
@@ -1535,7 +1381,7 @@
           <w:sz w:val="22"/>
           <w:szCs w:val="22"/>
         </w:rPr>
-        <w:t xml:space="preserve">A value that is much larger or smaller than the rest of the data is an ___.</w:t>
+        <w:t xml:space="preserve">The way data values are spread out is the ___.</w:t>
       </w:r>
     </w:p>
     <w:p>
@@ -1551,28 +1397,6 @@
           <w:szCs w:val="22"/>
         </w:rPr>
         <w:t xml:space="preserve">6.  </w:t>
-      </w:r>
-      <w:r>
-        <w:rPr>
-          <w:sz w:val="22"/>
-          <w:szCs w:val="22"/>
-        </w:rPr>
-        <w:t xml:space="preserve">The way data values are spread out is the ___.</w:t>
-      </w:r>
-    </w:p>
-    <w:p>
-      <w:pPr>
-        <w:spacing w:after="120" w:before="80"/>
-      </w:pPr>
-      <w:r>
-        <w:rPr>
-          <w:b/>
-          <w:bCs/>
-          <w:color w:val="12355B"/>
-          <w:sz w:val="22"/>
-          <w:szCs w:val="22"/>
-        </w:rPr>
-        <w:t xml:space="preserve">7.  </w:t>
       </w:r>
       <w:r>
         <w:rPr>
@@ -1766,14 +1590,14 @@
           <w:sz w:val="20"/>
           <w:szCs w:val="20"/>
         </w:rPr>
-        <w:t xml:space="preserve">Mean, Median, and Mode — </w:t>
+        <w:t xml:space="preserve">Describe the Data Using the Median — </w:t>
       </w:r>
       <w:r>
         <w:rPr>
           <w:sz w:val="20"/>
           <w:szCs w:val="20"/>
         </w:rPr>
-        <w:t xml:space="preserve">Measures that describe a data set's center: average, middle value, and most frequent value.</w:t>
+        <w:t xml:space="preserve">Using the middle value of the ordered data to say what is typical for the whole set.</w:t>
       </w:r>
       <w:r>
         <w:rPr>
@@ -1784,7 +1608,7 @@
           <w:szCs w:val="18"/>
         </w:rPr>
         <w:br/>
-        <w:t xml:space="preserve">Media, mediana y moda — Medidas que describen el centro de un conjunto de datos: promedio, valor central y valor más frecuente.</w:t>
+        <w:t xml:space="preserve">Describir los datos con la mediana — Usar el valor del medio de los datos ordenados para decir qué es típico en todo el conjunto.</w:t>
       </w:r>
     </w:p>
     <w:p>
@@ -1809,14 +1633,14 @@
           <w:sz w:val="20"/>
           <w:szCs w:val="20"/>
         </w:rPr>
-        <w:t xml:space="preserve">Mean — </w:t>
+        <w:t xml:space="preserve">Median — </w:t>
       </w:r>
       <w:r>
         <w:rPr>
           <w:sz w:val="20"/>
           <w:szCs w:val="20"/>
         </w:rPr>
-        <w:t xml:space="preserve">The average. Add all the numbers, then divide by how many there are.</w:t>
+        <w:t xml:space="preserve">The middle number when you put them in order.</w:t>
       </w:r>
       <w:r>
         <w:rPr>
@@ -1827,7 +1651,7 @@
           <w:szCs w:val="18"/>
         </w:rPr>
         <w:br/>
-        <w:t xml:space="preserve">Media — El promedio. Suma todos los números y divide entre cuántos hay.</w:t>
+        <w:t xml:space="preserve">Mediana — El número del medio cuando los pones en orden.</w:t>
       </w:r>
     </w:p>
     <w:p>
@@ -1852,14 +1676,14 @@
           <w:sz w:val="20"/>
           <w:szCs w:val="20"/>
         </w:rPr>
-        <w:t xml:space="preserve">Median — </w:t>
+        <w:t xml:space="preserve">Mode — </w:t>
       </w:r>
       <w:r>
         <w:rPr>
           <w:sz w:val="20"/>
           <w:szCs w:val="20"/>
         </w:rPr>
-        <w:t xml:space="preserve">The middle number when you put them in order.</w:t>
+        <w:t xml:space="preserve">The number that shows up most often.</w:t>
       </w:r>
       <w:r>
         <w:rPr>
@@ -1870,7 +1694,7 @@
           <w:szCs w:val="18"/>
         </w:rPr>
         <w:br/>
-        <w:t xml:space="preserve">Mediana — El número del medio cuando los pones en orden.</w:t>
+        <w:t xml:space="preserve">Moda — El número que aparece más veces.</w:t>
       </w:r>
     </w:p>
     <w:p>
@@ -1895,14 +1719,14 @@
           <w:sz w:val="20"/>
           <w:szCs w:val="20"/>
         </w:rPr>
-        <w:t xml:space="preserve">Mode — </w:t>
+        <w:t xml:space="preserve">Outlier — </w:t>
       </w:r>
       <w:r>
         <w:rPr>
           <w:sz w:val="20"/>
           <w:szCs w:val="20"/>
         </w:rPr>
-        <w:t xml:space="preserve">The number that shows up most often.</w:t>
+        <w:t xml:space="preserve">A number that is much bigger or smaller than the rest.</w:t>
       </w:r>
       <w:r>
         <w:rPr>
@@ -1913,7 +1737,7 @@
           <w:szCs w:val="18"/>
         </w:rPr>
         <w:br/>
-        <w:t xml:space="preserve">Moda — El número que aparece más veces.</w:t>
+        <w:t xml:space="preserve">Valor atípico — Un número mucho mayor o menor que los demás.</w:t>
       </w:r>
     </w:p>
     <w:p>
@@ -1938,14 +1762,14 @@
           <w:sz w:val="20"/>
           <w:szCs w:val="20"/>
         </w:rPr>
-        <w:t xml:space="preserve">Outlier — </w:t>
+        <w:t xml:space="preserve">Data distribution — </w:t>
       </w:r>
       <w:r>
         <w:rPr>
           <w:sz w:val="20"/>
           <w:szCs w:val="20"/>
         </w:rPr>
-        <w:t xml:space="preserve">A number that is much bigger or smaller than the rest.</w:t>
+        <w:t xml:space="preserve">How the data looks: where it sits and how spread out it is.</w:t>
       </w:r>
       <w:r>
         <w:rPr>
@@ -1956,7 +1780,7 @@
           <w:szCs w:val="18"/>
         </w:rPr>
         <w:br/>
-        <w:t xml:space="preserve">Valor atípico — Un número mucho mayor o menor que los demás.</w:t>
+        <w:t xml:space="preserve">Distribución de datos — Cómo se ven los datos: dónde están y qué tan separados están.</w:t>
       </w:r>
     </w:p>
     <w:tbl>
@@ -2164,7 +1988,7 @@
                 <w:sz w:val="19"/>
                 <w:szCs w:val="19"/>
               </w:rPr>
-              <w:t xml:space="preserve">This evidence connects the definition of median to the mathematical claim.</w:t>
+              <w:t xml:space="preserve">This evidence connects the definition of describe the data using the median to the mathematical claim.</w:t>
             </w:r>
           </w:p>
         </w:tc>
@@ -4589,7 +4413,7 @@
           <w:sz w:val="22"/>
           <w:szCs w:val="22"/>
         </w:rPr>
-        <w:t xml:space="preserve">Data set: 4, 7, 10, 7, 12. What is the median?</w:t>
+        <w:t xml:space="preserve">Data set: 4, 7, 10, 7, 12. What is the median, and what does it tell you?</w:t>
       </w:r>
     </w:p>
     <w:p>
@@ -4602,7 +4426,7 @@
           <w:sz w:val="21"/>
           <w:szCs w:val="21"/>
         </w:rPr>
-        <w:t xml:space="preserve">A)  7</w:t>
+        <w:t xml:space="preserve">A)  7 — a typical value in this set is about 7</w:t>
       </w:r>
     </w:p>
     <w:p>
@@ -4615,7 +4439,7 @@
           <w:sz w:val="21"/>
           <w:szCs w:val="21"/>
         </w:rPr>
-        <w:t xml:space="preserve">B)  8</w:t>
+        <w:t xml:space="preserve">B)  10 — it is the middle number as the list is written</w:t>
       </w:r>
     </w:p>
     <w:p>
@@ -4628,7 +4452,7 @@
           <w:sz w:val="21"/>
           <w:szCs w:val="21"/>
         </w:rPr>
-        <w:t xml:space="preserve">C)  10</w:t>
+        <w:t xml:space="preserve">C)  8 — it is the average of all five values</w:t>
       </w:r>
     </w:p>
     <w:p>
@@ -4641,7 +4465,7 @@
           <w:sz w:val="21"/>
           <w:szCs w:val="21"/>
         </w:rPr>
-        <w:t xml:space="preserve">D)  4</w:t>
+        <w:t xml:space="preserve">D)  12 — it is the largest value</w:t>
       </w:r>
     </w:p>
     <w:p>
@@ -4721,7 +4545,7 @@
           <w:sz w:val="21"/>
           <w:szCs w:val="21"/>
         </w:rPr>
-        <w:t xml:space="preserve">Mean, Median, and Mode</w:t>
+        <w:t xml:space="preserve">Describe the Data Using the Median</w:t>
       </w:r>
     </w:p>
     <w:p>
@@ -4742,7 +4566,7 @@
           <w:sz w:val="21"/>
           <w:szCs w:val="21"/>
         </w:rPr>
-        <w:t xml:space="preserve">Mean</w:t>
+        <w:t xml:space="preserve">Median</w:t>
       </w:r>
     </w:p>
     <w:p>
@@ -4763,7 +4587,7 @@
           <w:sz w:val="21"/>
           <w:szCs w:val="21"/>
         </w:rPr>
-        <w:t xml:space="preserve">Median</w:t>
+        <w:t xml:space="preserve">Mode</w:t>
       </w:r>
     </w:p>
     <w:p>
@@ -4784,7 +4608,7 @@
           <w:sz w:val="21"/>
           <w:szCs w:val="21"/>
         </w:rPr>
-        <w:t xml:space="preserve">Mode</w:t>
+        <w:t xml:space="preserve">Outlier</w:t>
       </w:r>
     </w:p>
     <w:p>
@@ -4805,7 +4629,7 @@
           <w:sz w:val="21"/>
           <w:szCs w:val="21"/>
         </w:rPr>
-        <w:t xml:space="preserve">Outlier</w:t>
+        <w:t xml:space="preserve">Data distribution</w:t>
       </w:r>
     </w:p>
     <w:p>
@@ -4820,27 +4644,6 @@
           <w:szCs w:val="21"/>
         </w:rPr>
         <w:t xml:space="preserve">Notes 6:  </w:t>
-      </w:r>
-      <w:r>
-        <w:rPr>
-          <w:sz w:val="21"/>
-          <w:szCs w:val="21"/>
-        </w:rPr>
-        <w:t xml:space="preserve">Data distribution</w:t>
-      </w:r>
-    </w:p>
-    <w:p>
-      <w:pPr>
-        <w:spacing w:after="80"/>
-      </w:pPr>
-      <w:r>
-        <w:rPr>
-          <w:b/>
-          <w:bCs/>
-          <w:sz w:val="21"/>
-          <w:szCs w:val="21"/>
-        </w:rPr>
-        <w:t xml:space="preserve">Notes 7:  </w:t>
       </w:r>
       <w:r>
         <w:rPr>
@@ -5099,7 +4902,7 @@
           <w:sz w:val="21"/>
           <w:szCs w:val="21"/>
         </w:rPr>
-        <w:t xml:space="preserve">A)  7</w:t>
+        <w:t xml:space="preserve">A)  7 — a typical value in this set is about 7</w:t>
       </w:r>
       <w:r>
         <w:rPr>
@@ -5109,7 +4912,7 @@
           <w:sz w:val="19"/>
           <w:szCs w:val="19"/>
         </w:rPr>
-        <w:t xml:space="preserve">  — Ordered: 4, 7, 7, 10, 12. The middle (3rd) value is 7.</w:t>
+        <w:t xml:space="preserve">  — Put the values in order first: 4, 7, 7, 10, 12. With five values the middle is the 3rd, so the median is 7 — half the values sit at or below it.</w:t>
       </w:r>
     </w:p>
     <w:p>

--- a/lessons/2-3/downloads/2-3-notes-teacher.docx
+++ b/lessons/2-3/downloads/2-3-notes-teacher.docx
@@ -219,10 +219,12 @@
     <w:p>
       <w:pPr>
         <w:pStyle w:val="Heading1"/>
+        <w:keepNext/>
+        <w:keepLines/>
         <w:pBdr>
           <w:bottom w:val="single" w:color="1FA6A2" w:sz="14" w:space="6"/>
         </w:pBdr>
-        <w:spacing w:after="140" w:before="260"/>
+        <w:spacing w:after="140" w:before="300"/>
       </w:pPr>
       <w:r>
         <w:rPr>
@@ -1177,10 +1179,12 @@
     <w:p>
       <w:pPr>
         <w:pStyle w:val="Heading1"/>
+        <w:keepNext/>
+        <w:keepLines/>
         <w:pBdr>
           <w:bottom w:val="single" w:color="1FA6A2" w:sz="14" w:space="6"/>
         </w:pBdr>
-        <w:spacing w:after="140" w:before="260"/>
+        <w:spacing w:after="140" w:before="300"/>
       </w:pPr>
       <w:r>
         <w:rPr>
@@ -1276,7 +1280,8 @@
     </w:p>
     <w:p>
       <w:pPr>
-        <w:spacing w:after="120" w:before="80"/>
+        <w:keepLines/>
+        <w:spacing w:after="260" w:before="200"/>
       </w:pPr>
       <w:r>
         <w:rPr>
@@ -1293,34 +1298,27 @@
           <w:sz w:val="22"/>
           <w:szCs w:val="22"/>
         </w:rPr>
-        <w:t xml:space="preserve">When one value sits far from the rest, describe the typical value with the ___.</w:t>
-      </w:r>
-    </w:p>
-    <w:p>
-      <w:pPr>
-        <w:spacing w:after="120" w:before="80"/>
-      </w:pPr>
-      <w:r>
-        <w:rPr>
-          <w:b/>
-          <w:bCs/>
-          <w:color w:val="12355B"/>
+        <w:t xml:space="preserve">When one value sits far from the rest, describe the typical value with the </w:t>
+      </w:r>
+      <w:r>
+        <w:rPr>
           <w:sz w:val="22"/>
           <w:szCs w:val="22"/>
         </w:rPr>
-        <w:t xml:space="preserve">2.  </w:t>
+        <w:t xml:space="preserve">________________</w:t>
       </w:r>
       <w:r>
         <w:rPr>
           <w:sz w:val="22"/>
           <w:szCs w:val="22"/>
         </w:rPr>
-        <w:t xml:space="preserve">The middle value of a data set when the numbers are in order is the ___.</w:t>
-      </w:r>
-    </w:p>
-    <w:p>
-      <w:pPr>
-        <w:spacing w:after="120" w:before="80"/>
+        <w:t xml:space="preserve">.</w:t>
+      </w:r>
+    </w:p>
+    <w:p>
+      <w:pPr>
+        <w:keepLines/>
+        <w:spacing w:after="260" w:before="200"/>
       </w:pPr>
       <w:r>
         <w:rPr>
@@ -1330,41 +1328,34 @@
           <w:sz w:val="22"/>
           <w:szCs w:val="22"/>
         </w:rPr>
-        <w:t xml:space="preserve">3.  </w:t>
+        <w:t xml:space="preserve">2.  </w:t>
       </w:r>
       <w:r>
         <w:rPr>
           <w:sz w:val="22"/>
           <w:szCs w:val="22"/>
         </w:rPr>
-        <w:t xml:space="preserve">The value that appears most often in a data set is the ___.</w:t>
-      </w:r>
-    </w:p>
-    <w:p>
-      <w:pPr>
-        <w:spacing w:after="120" w:before="80"/>
-      </w:pPr>
-      <w:r>
-        <w:rPr>
-          <w:b/>
-          <w:bCs/>
-          <w:color w:val="12355B"/>
+        <w:t xml:space="preserve">The middle value of a data set when the numbers are in order is the </w:t>
+      </w:r>
+      <w:r>
+        <w:rPr>
           <w:sz w:val="22"/>
           <w:szCs w:val="22"/>
         </w:rPr>
-        <w:t xml:space="preserve">4.  </w:t>
+        <w:t xml:space="preserve">________________</w:t>
       </w:r>
       <w:r>
         <w:rPr>
           <w:sz w:val="22"/>
           <w:szCs w:val="22"/>
         </w:rPr>
-        <w:t xml:space="preserve">A value that is much larger or smaller than the rest of the data is an ___.</w:t>
-      </w:r>
-    </w:p>
-    <w:p>
-      <w:pPr>
-        <w:spacing w:after="120" w:before="80"/>
+        <w:t xml:space="preserve">.</w:t>
+      </w:r>
+    </w:p>
+    <w:p>
+      <w:pPr>
+        <w:keepLines/>
+        <w:spacing w:after="260" w:before="200"/>
       </w:pPr>
       <w:r>
         <w:rPr>
@@ -1374,46 +1365,150 @@
           <w:sz w:val="22"/>
           <w:szCs w:val="22"/>
         </w:rPr>
-        <w:t xml:space="preserve">5.  </w:t>
+        <w:t xml:space="preserve">3.  </w:t>
       </w:r>
       <w:r>
         <w:rPr>
           <w:sz w:val="22"/>
           <w:szCs w:val="22"/>
         </w:rPr>
-        <w:t xml:space="preserve">The way data values are spread out is the ___.</w:t>
-      </w:r>
-    </w:p>
-    <w:p>
-      <w:pPr>
-        <w:spacing w:after="120" w:before="80"/>
-      </w:pPr>
-      <w:r>
-        <w:rPr>
-          <w:b/>
-          <w:bCs/>
-          <w:color w:val="12355B"/>
+        <w:t xml:space="preserve">The value that appears most often in a data set is the </w:t>
+      </w:r>
+      <w:r>
+        <w:rPr>
           <w:sz w:val="22"/>
           <w:szCs w:val="22"/>
         </w:rPr>
-        <w:t xml:space="preserve">6.  </w:t>
+        <w:t xml:space="preserve">________________</w:t>
       </w:r>
       <w:r>
         <w:rPr>
           <w:sz w:val="22"/>
           <w:szCs w:val="22"/>
         </w:rPr>
-        <w:t xml:space="preserve">How spread out the data values are is the ___.</w:t>
+        <w:t xml:space="preserve">.</w:t>
+      </w:r>
+    </w:p>
+    <w:p>
+      <w:pPr>
+        <w:keepLines/>
+        <w:spacing w:after="260" w:before="200"/>
+      </w:pPr>
+      <w:r>
+        <w:rPr>
+          <w:b/>
+          <w:bCs/>
+          <w:color w:val="12355B"/>
+          <w:sz w:val="22"/>
+          <w:szCs w:val="22"/>
+        </w:rPr>
+        <w:t xml:space="preserve">4.  </w:t>
+      </w:r>
+      <w:r>
+        <w:rPr>
+          <w:sz w:val="22"/>
+          <w:szCs w:val="22"/>
+        </w:rPr>
+        <w:t xml:space="preserve">A value that is much larger or smaller than the rest of the data is an </w:t>
+      </w:r>
+      <w:r>
+        <w:rPr>
+          <w:sz w:val="22"/>
+          <w:szCs w:val="22"/>
+        </w:rPr>
+        <w:t xml:space="preserve">________________</w:t>
+      </w:r>
+      <w:r>
+        <w:rPr>
+          <w:sz w:val="22"/>
+          <w:szCs w:val="22"/>
+        </w:rPr>
+        <w:t xml:space="preserve">.</w:t>
+      </w:r>
+    </w:p>
+    <w:p>
+      <w:pPr>
+        <w:keepLines/>
+        <w:spacing w:after="260" w:before="200"/>
+      </w:pPr>
+      <w:r>
+        <w:rPr>
+          <w:b/>
+          <w:bCs/>
+          <w:color w:val="12355B"/>
+          <w:sz w:val="22"/>
+          <w:szCs w:val="22"/>
+        </w:rPr>
+        <w:t xml:space="preserve">5.  </w:t>
+      </w:r>
+      <w:r>
+        <w:rPr>
+          <w:sz w:val="22"/>
+          <w:szCs w:val="22"/>
+        </w:rPr>
+        <w:t xml:space="preserve">The way data values are spread out is the </w:t>
+      </w:r>
+      <w:r>
+        <w:rPr>
+          <w:sz w:val="22"/>
+          <w:szCs w:val="22"/>
+        </w:rPr>
+        <w:t xml:space="preserve">________________</w:t>
+      </w:r>
+      <w:r>
+        <w:rPr>
+          <w:sz w:val="22"/>
+          <w:szCs w:val="22"/>
+        </w:rPr>
+        <w:t xml:space="preserve">.</w:t>
+      </w:r>
+    </w:p>
+    <w:p>
+      <w:pPr>
+        <w:keepLines/>
+        <w:spacing w:after="260" w:before="200"/>
+      </w:pPr>
+      <w:r>
+        <w:rPr>
+          <w:b/>
+          <w:bCs/>
+          <w:color w:val="12355B"/>
+          <w:sz w:val="22"/>
+          <w:szCs w:val="22"/>
+        </w:rPr>
+        <w:t xml:space="preserve">6.  </w:t>
+      </w:r>
+      <w:r>
+        <w:rPr>
+          <w:sz w:val="22"/>
+          <w:szCs w:val="22"/>
+        </w:rPr>
+        <w:t xml:space="preserve">How spread out the data values are is the </w:t>
+      </w:r>
+      <w:r>
+        <w:rPr>
+          <w:sz w:val="22"/>
+          <w:szCs w:val="22"/>
+        </w:rPr>
+        <w:t xml:space="preserve">________________</w:t>
+      </w:r>
+      <w:r>
+        <w:rPr>
+          <w:sz w:val="22"/>
+          <w:szCs w:val="22"/>
+        </w:rPr>
+        <w:t xml:space="preserve">.</w:t>
       </w:r>
     </w:p>
     <w:p>
       <w:pPr>
         <w:pStyle w:val="Heading1"/>
-        <w:pageBreakBefore/>
+        <w:keepNext/>
+        <w:keepLines/>
         <w:pBdr>
           <w:bottom w:val="single" w:color="1FA6A2" w:sz="14" w:space="6"/>
         </w:pBdr>
-        <w:spacing w:after="140" w:before="0"/>
+        <w:spacing w:after="140" w:before="300"/>
       </w:pPr>
       <w:r>
         <w:rPr>
@@ -2694,11 +2789,12 @@
     <w:p>
       <w:pPr>
         <w:pStyle w:val="Heading1"/>
-        <w:pageBreakBefore/>
+        <w:keepNext/>
+        <w:keepLines/>
         <w:pBdr>
           <w:bottom w:val="single" w:color="1FA6A2" w:sz="14" w:space="6"/>
         </w:pBdr>
-        <w:spacing w:after="140" w:before="0"/>
+        <w:spacing w:after="140" w:before="300"/>
       </w:pPr>
       <w:r>
         <w:rPr>
@@ -3053,11 +3149,12 @@
     <w:p>
       <w:pPr>
         <w:pStyle w:val="Heading1"/>
-        <w:pageBreakBefore/>
+        <w:keepNext/>
+        <w:keepLines/>
         <w:pBdr>
           <w:bottom w:val="single" w:color="1FA6A2" w:sz="14" w:space="6"/>
         </w:pBdr>
-        <w:spacing w:after="140" w:before="0"/>
+        <w:spacing w:after="140" w:before="300"/>
       </w:pPr>
       <w:r>
         <w:rPr>
@@ -3859,11 +3956,12 @@
     <w:p>
       <w:pPr>
         <w:pStyle w:val="Heading1"/>
-        <w:pageBreakBefore/>
+        <w:keepNext/>
+        <w:keepLines/>
         <w:pBdr>
           <w:bottom w:val="single" w:color="1FA6A2" w:sz="14" w:space="6"/>
         </w:pBdr>
-        <w:spacing w:after="140" w:before="0"/>
+        <w:spacing w:after="140" w:before="300"/>
       </w:pPr>
       <w:r>
         <w:rPr>
@@ -4362,11 +4460,12 @@
     <w:p>
       <w:pPr>
         <w:pStyle w:val="Heading1"/>
-        <w:pageBreakBefore/>
+        <w:keepNext/>
+        <w:keepLines/>
         <w:pBdr>
           <w:bottom w:val="single" w:color="1FA6A2" w:sz="14" w:space="6"/>
         </w:pBdr>
-        <w:spacing w:after="140" w:before="0"/>
+        <w:spacing w:after="140" w:before="300"/>
       </w:pPr>
       <w:r>
         <w:rPr>
@@ -4479,6 +4578,8 @@
     <w:p>
       <w:pPr>
         <w:pStyle w:val="Heading1"/>
+        <w:keepNext/>
+        <w:keepLines/>
         <w:pageBreakBefore/>
         <w:pBdr>
           <w:bottom w:val="single" w:color="1FA6A2" w:sz="14" w:space="6"/>

--- a/lessons/2-3/downloads/2-3-notes-teacher.docx
+++ b/lessons/2-3/downloads/2-3-notes-teacher.docx
@@ -1446,7 +1446,7 @@
           <w:sz w:val="22"/>
           <w:szCs w:val="22"/>
         </w:rPr>
-        <w:t xml:space="preserve">The way data values are spread out is the </w:t>
+        <w:t xml:space="preserve">The overall shape of where the data values fall is the </w:t>
       </w:r>
       <w:r>
         <w:rPr>
@@ -1483,7 +1483,7 @@
           <w:sz w:val="22"/>
           <w:szCs w:val="22"/>
         </w:rPr>
-        <w:t xml:space="preserve">How spread out the data values are is the </w:t>
+        <w:t xml:space="preserve">How much the data values differ from each other is the </w:t>
       </w:r>
       <w:r>
         <w:rPr>
@@ -1519,47 +1519,6 @@
           <w:szCs w:val="30"/>
         </w:rPr>
         <w:t xml:space="preserve">Write About the Math</w:t>
-      </w:r>
-    </w:p>
-    <w:p>
-      <w:pPr>
-        <w:spacing w:after="100"/>
-      </w:pPr>
-      <w:r>
-        <w:rPr>
-          <w:i/>
-          <w:iCs/>
-          <w:color w:val="5F6F80"/>
-          <w:sz w:val="19"/>
-          <w:szCs w:val="19"/>
-        </w:rPr>
-        <w:t xml:space="preserve">Use the support level you need. Every level answers the same math question.</w:t>
-      </w:r>
-    </w:p>
-    <w:p>
-      <w:pPr>
-        <w:pStyle w:val="Heading2"/>
-        <w:spacing w:after="80" w:before="180"/>
-      </w:pPr>
-      <w:r>
-        <w:rPr>
-          <w:b/>
-          <w:bCs/>
-          <w:color w:val="12355B"/>
-          <w:sz w:val="24"/>
-          <w:szCs w:val="24"/>
-        </w:rPr>
-        <w:t xml:space="preserve">1. Understand the Question</w:t>
-      </w:r>
-      <w:r>
-        <w:rPr>
-          <w:i/>
-          <w:iCs/>
-          <w:color w:val="B97A12"/>
-          <w:sz w:val="19"/>
-          <w:szCs w:val="19"/>
-        </w:rPr>
-        <w:t xml:space="preserve">   explain</w:t>
       </w:r>
     </w:p>
     <w:tbl>
@@ -1600,344 +1559,6 @@
               </w:rPr>
               <w:t xml:space="preserve">Who is using the mean, and who is using the mode? Which is more useful here?</w:t>
             </w:r>
-          </w:p>
-          <w:p>
-            <w:pPr>
-              <w:spacing w:after="0"/>
-            </w:pPr>
-            <w:r>
-              <w:rPr>
-                <w:b/>
-                <w:bCs/>
-                <w:color w:val="12355B"/>
-                <w:sz w:val="20"/>
-                <w:szCs w:val="20"/>
-              </w:rPr>
-              <w:t xml:space="preserve">Your job:  </w:t>
-            </w:r>
-            <w:r>
-              <w:rPr>
-                <w:sz w:val="20"/>
-                <w:szCs w:val="20"/>
-              </w:rPr>
-              <w:t xml:space="preserve">Answer the question. Use math evidence. Explain how the evidence proves your answer.</w:t>
-            </w:r>
-            <w:r>
-              <w:rPr>
-                <w:i/>
-                <w:iCs/>
-                <w:color w:val="5F6F80"/>
-                <w:sz w:val="18"/>
-                <w:szCs w:val="18"/>
-              </w:rPr>
-              <w:br/>
-              <w:t xml:space="preserve">Responde la pregunta. Usa evidencia matemática. Explica cómo la evidencia demuestra tu respuesta.</w:t>
-            </w:r>
-          </w:p>
-        </w:tc>
-      </w:tr>
-    </w:tbl>
-    <w:p>
-      <w:pPr>
-        <w:pStyle w:val="Heading2"/>
-        <w:spacing w:after="80" w:before="180"/>
-      </w:pPr>
-      <w:r>
-        <w:rPr>
-          <w:b/>
-          <w:bCs/>
-          <w:color w:val="12355B"/>
-          <w:sz w:val="24"/>
-          <w:szCs w:val="24"/>
-        </w:rPr>
-        <w:t xml:space="preserve">2. Plan Your Math Words</w:t>
-      </w:r>
-      <w:r>
-        <w:rPr>
-          <w:i/>
-          <w:iCs/>
-          <w:color w:val="1FA6A2"/>
-          <w:sz w:val="19"/>
-          <w:szCs w:val="19"/>
-        </w:rPr>
-        <w:t xml:space="preserve">   check at least two</w:t>
-      </w:r>
-    </w:p>
-    <w:p>
-      <w:pPr>
-        <w:spacing w:after="60"/>
-      </w:pPr>
-      <w:r>
-        <w:rPr>
-          <w:b/>
-          <w:bCs/>
-          <w:color w:val="1FA6A2"/>
-          <w:sz w:val="22"/>
-          <w:szCs w:val="22"/>
-        </w:rPr>
-        <w:t xml:space="preserve">☐  </w:t>
-      </w:r>
-      <w:r>
-        <w:rPr>
-          <w:b/>
-          <w:bCs/>
-          <w:color w:val="12355B"/>
-          <w:sz w:val="20"/>
-          <w:szCs w:val="20"/>
-        </w:rPr>
-        <w:t xml:space="preserve">Describe the Data Using the Median — </w:t>
-      </w:r>
-      <w:r>
-        <w:rPr>
-          <w:sz w:val="20"/>
-          <w:szCs w:val="20"/>
-        </w:rPr>
-        <w:t xml:space="preserve">Using the middle value of the ordered data to say what is typical for the whole set.</w:t>
-      </w:r>
-      <w:r>
-        <w:rPr>
-          <w:i/>
-          <w:iCs/>
-          <w:color w:val="5F6F80"/>
-          <w:sz w:val="18"/>
-          <w:szCs w:val="18"/>
-        </w:rPr>
-        <w:br/>
-        <w:t xml:space="preserve">Describir los datos con la mediana — Usar el valor del medio de los datos ordenados para decir qué es típico en todo el conjunto.</w:t>
-      </w:r>
-    </w:p>
-    <w:p>
-      <w:pPr>
-        <w:spacing w:after="60"/>
-      </w:pPr>
-      <w:r>
-        <w:rPr>
-          <w:b/>
-          <w:bCs/>
-          <w:color w:val="1FA6A2"/>
-          <w:sz w:val="22"/>
-          <w:szCs w:val="22"/>
-        </w:rPr>
-        <w:t xml:space="preserve">☐  </w:t>
-      </w:r>
-      <w:r>
-        <w:rPr>
-          <w:b/>
-          <w:bCs/>
-          <w:color w:val="12355B"/>
-          <w:sz w:val="20"/>
-          <w:szCs w:val="20"/>
-        </w:rPr>
-        <w:t xml:space="preserve">Median — </w:t>
-      </w:r>
-      <w:r>
-        <w:rPr>
-          <w:sz w:val="20"/>
-          <w:szCs w:val="20"/>
-        </w:rPr>
-        <w:t xml:space="preserve">The middle number when you put them in order.</w:t>
-      </w:r>
-      <w:r>
-        <w:rPr>
-          <w:i/>
-          <w:iCs/>
-          <w:color w:val="5F6F80"/>
-          <w:sz w:val="18"/>
-          <w:szCs w:val="18"/>
-        </w:rPr>
-        <w:br/>
-        <w:t xml:space="preserve">Mediana — El número del medio cuando los pones en orden.</w:t>
-      </w:r>
-    </w:p>
-    <w:p>
-      <w:pPr>
-        <w:spacing w:after="60"/>
-      </w:pPr>
-      <w:r>
-        <w:rPr>
-          <w:b/>
-          <w:bCs/>
-          <w:color w:val="1FA6A2"/>
-          <w:sz w:val="22"/>
-          <w:szCs w:val="22"/>
-        </w:rPr>
-        <w:t xml:space="preserve">☐  </w:t>
-      </w:r>
-      <w:r>
-        <w:rPr>
-          <w:b/>
-          <w:bCs/>
-          <w:color w:val="12355B"/>
-          <w:sz w:val="20"/>
-          <w:szCs w:val="20"/>
-        </w:rPr>
-        <w:t xml:space="preserve">Mode — </w:t>
-      </w:r>
-      <w:r>
-        <w:rPr>
-          <w:sz w:val="20"/>
-          <w:szCs w:val="20"/>
-        </w:rPr>
-        <w:t xml:space="preserve">The number that shows up most often.</w:t>
-      </w:r>
-      <w:r>
-        <w:rPr>
-          <w:i/>
-          <w:iCs/>
-          <w:color w:val="5F6F80"/>
-          <w:sz w:val="18"/>
-          <w:szCs w:val="18"/>
-        </w:rPr>
-        <w:br/>
-        <w:t xml:space="preserve">Moda — El número que aparece más veces.</w:t>
-      </w:r>
-    </w:p>
-    <w:p>
-      <w:pPr>
-        <w:spacing w:after="60"/>
-      </w:pPr>
-      <w:r>
-        <w:rPr>
-          <w:b/>
-          <w:bCs/>
-          <w:color w:val="1FA6A2"/>
-          <w:sz w:val="22"/>
-          <w:szCs w:val="22"/>
-        </w:rPr>
-        <w:t xml:space="preserve">☐  </w:t>
-      </w:r>
-      <w:r>
-        <w:rPr>
-          <w:b/>
-          <w:bCs/>
-          <w:color w:val="12355B"/>
-          <w:sz w:val="20"/>
-          <w:szCs w:val="20"/>
-        </w:rPr>
-        <w:t xml:space="preserve">Outlier — </w:t>
-      </w:r>
-      <w:r>
-        <w:rPr>
-          <w:sz w:val="20"/>
-          <w:szCs w:val="20"/>
-        </w:rPr>
-        <w:t xml:space="preserve">A number that is much bigger or smaller than the rest.</w:t>
-      </w:r>
-      <w:r>
-        <w:rPr>
-          <w:i/>
-          <w:iCs/>
-          <w:color w:val="5F6F80"/>
-          <w:sz w:val="18"/>
-          <w:szCs w:val="18"/>
-        </w:rPr>
-        <w:br/>
-        <w:t xml:space="preserve">Valor atípico — Un número mucho mayor o menor que los demás.</w:t>
-      </w:r>
-    </w:p>
-    <w:p>
-      <w:pPr>
-        <w:spacing w:after="60"/>
-      </w:pPr>
-      <w:r>
-        <w:rPr>
-          <w:b/>
-          <w:bCs/>
-          <w:color w:val="1FA6A2"/>
-          <w:sz w:val="22"/>
-          <w:szCs w:val="22"/>
-        </w:rPr>
-        <w:t xml:space="preserve">☐  </w:t>
-      </w:r>
-      <w:r>
-        <w:rPr>
-          <w:b/>
-          <w:bCs/>
-          <w:color w:val="12355B"/>
-          <w:sz w:val="20"/>
-          <w:szCs w:val="20"/>
-        </w:rPr>
-        <w:t xml:space="preserve">Data distribution — </w:t>
-      </w:r>
-      <w:r>
-        <w:rPr>
-          <w:sz w:val="20"/>
-          <w:szCs w:val="20"/>
-        </w:rPr>
-        <w:t xml:space="preserve">How the data looks: where it sits and how spread out it is.</w:t>
-      </w:r>
-      <w:r>
-        <w:rPr>
-          <w:i/>
-          <w:iCs/>
-          <w:color w:val="5F6F80"/>
-          <w:sz w:val="18"/>
-          <w:szCs w:val="18"/>
-        </w:rPr>
-        <w:br/>
-        <w:t xml:space="preserve">Distribución de datos — Cómo se ven los datos: dónde están y qué tan separados están.</w:t>
-      </w:r>
-    </w:p>
-    <w:tbl>
-      <w:tblPr>
-        <w:tblW w:type="pct" w:w="100%"/>
-        <w:tblBorders>
-          <w:top w:val="single" w:color="1FA6A2" w:sz="8"/>
-          <w:left w:val="single" w:color="1FA6A2" w:sz="8"/>
-          <w:bottom w:val="single" w:color="1FA6A2" w:sz="8"/>
-          <w:right w:val="single" w:color="1FA6A2" w:sz="8"/>
-          <w:insideH w:val="single" w:color="auto" w:sz="4"/>
-          <w:insideV w:val="single" w:color="auto" w:sz="4"/>
-        </w:tblBorders>
-      </w:tblPr>
-      <w:tblGrid>
-        <w:gridCol w:w="100"/>
-      </w:tblGrid>
-      <w:tr>
-        <w:tc>
-          <w:tcPr>
-            <w:shd w:fill="F7FFFD" w:color="auto" w:val="clear"/>
-            <w:tcMar>
-              <w:top w:type="dxa" w:w="120"/>
-              <w:left w:type="dxa" w:w="180"/>
-              <w:bottom w:type="dxa" w:w="120"/>
-              <w:right w:type="dxa" w:w="180"/>
-            </w:tcMar>
-          </w:tcPr>
-          <w:p>
-            <w:pPr>
-              <w:spacing w:after="50"/>
-            </w:pPr>
-            <w:r>
-              <w:rPr>
-                <w:b/>
-                <w:bCs/>
-                <w:color w:val="1FA6A2"/>
-                <w:sz w:val="20"/>
-                <w:szCs w:val="20"/>
-              </w:rPr>
-              <w:t xml:space="preserve">Say it first:  </w:t>
-            </w:r>
-            <w:r>
-              <w:rPr>
-                <w:sz w:val="20"/>
-                <w:szCs w:val="20"/>
-              </w:rPr>
-              <w:t xml:space="preserve">Say your idea to a partner or quietly to yourself before you write.</w:t>
-            </w:r>
-          </w:p>
-          <w:p>
-            <w:pPr>
-              <w:spacing w:after="60"/>
-            </w:pPr>
-            <w:r>
-              <w:rPr>
-                <w:color w:val="1A2733"/>
-                <w:sz w:val="21"/>
-                <w:szCs w:val="21"/>
-              </w:rPr>
-              <w:t xml:space="preserve">The teacher used the ___ (about 86.6). The student used the ___ (92). The ___ is more useful here because ___.</w:t>
-            </w:r>
             <w:r>
               <w:rPr>
                 <w:i/>
@@ -1947,7 +1568,7 @@
                 <w:szCs w:val="19"/>
               </w:rPr>
               <w:br/>
-              <w:t xml:space="preserve">Di tu respuesta primero: Mi respuesta es ___ porque ___.</w:t>
+              <w:t xml:space="preserve">¿Quién está usando la media y quién la moda? ¿Cuál es más útil aquí?</w:t>
             </w:r>
           </w:p>
         </w:tc>
@@ -1955,28 +1576,192 @@
     </w:tbl>
     <w:p>
       <w:pPr>
-        <w:pStyle w:val="Heading2"/>
-        <w:spacing w:after="80" w:before="180"/>
-      </w:pPr>
-      <w:r>
-        <w:rPr>
-          <w:b/>
-          <w:bCs/>
-          <w:color w:val="12355B"/>
-          <w:sz w:val="24"/>
-          <w:szCs w:val="24"/>
-        </w:rPr>
-        <w:t xml:space="preserve">3. Build Your Explanation</w:t>
-      </w:r>
+        <w:spacing w:after="100"/>
+      </w:pPr>
       <w:r>
         <w:rPr>
           <w:i/>
           <w:iCs/>
-          <w:color w:val="B97A12"/>
+          <w:color w:val="5F6F80"/>
           <w:sz w:val="19"/>
           <w:szCs w:val="19"/>
         </w:rPr>
-        <w:t xml:space="preserve">   choose your support</w:t>
+        <w:t xml:space="preserve">Say your answer to a partner first. Then write it, using at least two of these words:</w:t>
+      </w:r>
+    </w:p>
+    <w:p>
+      <w:pPr>
+        <w:spacing w:after="40"/>
+      </w:pPr>
+      <w:r>
+        <w:rPr>
+          <w:b/>
+          <w:bCs/>
+          <w:color w:val="1FA6A2"/>
+          <w:sz w:val="22"/>
+          <w:szCs w:val="22"/>
+        </w:rPr>
+        <w:t xml:space="preserve">☐  </w:t>
+      </w:r>
+      <w:r>
+        <w:rPr>
+          <w:b/>
+          <w:bCs/>
+          <w:color w:val="12355B"/>
+          <w:sz w:val="20"/>
+          <w:szCs w:val="20"/>
+        </w:rPr>
+        <w:t xml:space="preserve">Median</w:t>
+      </w:r>
+      <w:r>
+        <w:rPr>
+          <w:i/>
+          <w:iCs/>
+          <w:color w:val="5F6F80"/>
+          <w:sz w:val="18"/>
+          <w:szCs w:val="18"/>
+        </w:rPr>
+        <w:t xml:space="preserve">  ·  Mediana</w:t>
+      </w:r>
+    </w:p>
+    <w:p>
+      <w:pPr>
+        <w:spacing w:after="40"/>
+      </w:pPr>
+      <w:r>
+        <w:rPr>
+          <w:b/>
+          <w:bCs/>
+          <w:color w:val="1FA6A2"/>
+          <w:sz w:val="22"/>
+          <w:szCs w:val="22"/>
+        </w:rPr>
+        <w:t xml:space="preserve">☐  </w:t>
+      </w:r>
+      <w:r>
+        <w:rPr>
+          <w:b/>
+          <w:bCs/>
+          <w:color w:val="12355B"/>
+          <w:sz w:val="20"/>
+          <w:szCs w:val="20"/>
+        </w:rPr>
+        <w:t xml:space="preserve">Mode</w:t>
+      </w:r>
+      <w:r>
+        <w:rPr>
+          <w:i/>
+          <w:iCs/>
+          <w:color w:val="5F6F80"/>
+          <w:sz w:val="18"/>
+          <w:szCs w:val="18"/>
+        </w:rPr>
+        <w:t xml:space="preserve">  ·  Moda</w:t>
+      </w:r>
+    </w:p>
+    <w:p>
+      <w:pPr>
+        <w:spacing w:after="40"/>
+      </w:pPr>
+      <w:r>
+        <w:rPr>
+          <w:b/>
+          <w:bCs/>
+          <w:color w:val="1FA6A2"/>
+          <w:sz w:val="22"/>
+          <w:szCs w:val="22"/>
+        </w:rPr>
+        <w:t xml:space="preserve">☐  </w:t>
+      </w:r>
+      <w:r>
+        <w:rPr>
+          <w:b/>
+          <w:bCs/>
+          <w:color w:val="12355B"/>
+          <w:sz w:val="20"/>
+          <w:szCs w:val="20"/>
+        </w:rPr>
+        <w:t xml:space="preserve">Outlier</w:t>
+      </w:r>
+      <w:r>
+        <w:rPr>
+          <w:i/>
+          <w:iCs/>
+          <w:color w:val="5F6F80"/>
+          <w:sz w:val="18"/>
+          <w:szCs w:val="18"/>
+        </w:rPr>
+        <w:t xml:space="preserve">  ·  Valor atípico</w:t>
+      </w:r>
+    </w:p>
+    <w:p>
+      <w:pPr>
+        <w:spacing w:after="40"/>
+      </w:pPr>
+      <w:r>
+        <w:rPr>
+          <w:b/>
+          <w:bCs/>
+          <w:color w:val="1FA6A2"/>
+          <w:sz w:val="22"/>
+          <w:szCs w:val="22"/>
+        </w:rPr>
+        <w:t xml:space="preserve">☐  </w:t>
+      </w:r>
+      <w:r>
+        <w:rPr>
+          <w:b/>
+          <w:bCs/>
+          <w:color w:val="12355B"/>
+          <w:sz w:val="20"/>
+          <w:szCs w:val="20"/>
+        </w:rPr>
+        <w:t xml:space="preserve">Data distribution</w:t>
+      </w:r>
+      <w:r>
+        <w:rPr>
+          <w:i/>
+          <w:iCs/>
+          <w:color w:val="5F6F80"/>
+          <w:sz w:val="18"/>
+          <w:szCs w:val="18"/>
+        </w:rPr>
+        <w:t xml:space="preserve">  ·  Distribución de datos</w:t>
+      </w:r>
+    </w:p>
+    <w:p>
+      <w:pPr>
+        <w:spacing w:after="40"/>
+      </w:pPr>
+      <w:r>
+        <w:rPr>
+          <w:b/>
+          <w:bCs/>
+          <w:color w:val="1FA6A2"/>
+          <w:sz w:val="22"/>
+          <w:szCs w:val="22"/>
+        </w:rPr>
+        <w:t xml:space="preserve">☐  </w:t>
+      </w:r>
+      <w:r>
+        <w:rPr>
+          <w:b/>
+          <w:bCs/>
+          <w:color w:val="12355B"/>
+          <w:sz w:val="20"/>
+          <w:szCs w:val="20"/>
+        </w:rPr>
+        <w:t xml:space="preserve">Variability</w:t>
+      </w:r>
+      <w:r>
+        <w:rPr>
+          <w:i/>
+          <w:iCs/>
+          <w:color w:val="5F6F80"/>
+          <w:sz w:val="18"/>
+          <w:szCs w:val="18"/>
+        </w:rPr>
+        <w:t xml:space="preserve">  ·  Variabilidad</w:t>
       </w:r>
     </w:p>
     <w:tbl>
@@ -2007,21 +1792,6 @@
           </w:tcPr>
           <w:p>
             <w:pPr>
-              <w:spacing w:after="50"/>
-            </w:pPr>
-            <w:r>
-              <w:rPr>
-                <w:i/>
-                <w:iCs/>
-                <w:color w:val="5F6F80"/>
-                <w:sz w:val="19"/>
-                <w:szCs w:val="19"/>
-              </w:rPr>
-              <w:t xml:space="preserve">This model shows the parts of an explanation. It does not answer your writing question.</w:t>
-            </w:r>
-          </w:p>
-          <w:p>
-            <w:pPr>
               <w:spacing w:after="80"/>
             </w:pPr>
             <w:r>
@@ -2032,58 +1802,14 @@
                 <w:sz w:val="19"/>
                 <w:szCs w:val="19"/>
               </w:rPr>
-              <w:t xml:space="preserve">Claim:  </w:t>
+              <w:t xml:space="preserve">Model:  </w:t>
             </w:r>
             <w:r>
               <w:rPr>
                 <w:sz w:val="19"/>
                 <w:szCs w:val="19"/>
               </w:rPr>
-              <w:t xml:space="preserve">Mean, median, and mode each describe the center of the data in a different way.</w:t>
-            </w:r>
-          </w:p>
-          <w:p>
-            <w:pPr>
-              <w:spacing w:after="80"/>
-            </w:pPr>
-            <w:r>
-              <w:rPr>
-                <w:b/>
-                <w:bCs/>
-                <w:color w:val="12355B"/>
-                <w:sz w:val="19"/>
-                <w:szCs w:val="19"/>
-              </w:rPr>
-              <w:t xml:space="preserve">Evidence:  </w:t>
-            </w:r>
-            <w:r>
-              <w:rPr>
-                <w:sz w:val="19"/>
-                <w:szCs w:val="19"/>
-              </w:rPr>
-              <w:t xml:space="preserve">Students distinguish the three measures and justify a choice, noting the mode (38) is the most repeated and the mean/median sit near the center.</w:t>
-            </w:r>
-          </w:p>
-          <w:p>
-            <w:pPr>
-              <w:spacing w:after="80"/>
-            </w:pPr>
-            <w:r>
-              <w:rPr>
-                <w:b/>
-                <w:bCs/>
-                <w:color w:val="12355B"/>
-                <w:sz w:val="19"/>
-                <w:szCs w:val="19"/>
-              </w:rPr>
-              <w:t xml:space="preserve">Reasoning:  </w:t>
-            </w:r>
-            <w:r>
-              <w:rPr>
-                <w:sz w:val="19"/>
-                <w:szCs w:val="19"/>
-              </w:rPr>
-              <w:t xml:space="preserve">This evidence connects the definition of describe the data using the median to the mathematical claim.</w:t>
+              <w:t xml:space="preserve">Mean, median, and mode each describe the center of the data in a different way. — Students distinguish the three measures and justify a choice, noting the mode (38) is the most repeated and the mean/median sit near the center.</w:t>
             </w:r>
           </w:p>
         </w:tc>
@@ -2162,7 +1888,7 @@
           <w:sz w:val="21"/>
           <w:szCs w:val="21"/>
         </w:rPr>
-        <w:t xml:space="preserve">My answer is ___.</w:t>
+        <w:t xml:space="preserve">My answer is ___ because ___.</w:t>
       </w:r>
       <w:r>
         <w:rPr>
@@ -2173,7 +1899,7 @@
           <w:szCs w:val="19"/>
         </w:rPr>
         <w:br/>
-        <w:t xml:space="preserve">Mi respuesta es ___.</w:t>
+        <w:t xml:space="preserve">Mi respuesta es ___ porque ___.</w:t>
       </w:r>
     </w:p>
     <w:tbl>
@@ -2313,7 +2039,7 @@
           <w:sz w:val="21"/>
           <w:szCs w:val="21"/>
         </w:rPr>
-        <w:t xml:space="preserve">I know because ___.</w:t>
+        <w:t xml:space="preserve">My evidence is ___, so ___.</w:t>
       </w:r>
       <w:r>
         <w:rPr>
@@ -2324,31 +2050,7 @@
           <w:szCs w:val="19"/>
         </w:rPr>
         <w:br/>
-        <w:t xml:space="preserve">Lo sé porque ___.</w:t>
-      </w:r>
-    </w:p>
-    <w:p>
-      <w:pPr>
-        <w:spacing w:after="60"/>
-      </w:pPr>
-      <w:r>
-        <w:rPr>
-          <w:color w:val="1A2733"/>
-          <w:sz w:val="21"/>
-          <w:szCs w:val="21"/>
-        </w:rPr>
-        <w:t xml:space="preserve">So ___.</w:t>
-      </w:r>
-      <w:r>
-        <w:rPr>
-          <w:i/>
-          <w:iCs/>
-          <w:color w:val="5F6F80"/>
-          <w:sz w:val="19"/>
-          <w:szCs w:val="19"/>
-        </w:rPr>
-        <w:br/>
-        <w:t xml:space="preserve">Entonces ___.</w:t>
+        <w:t xml:space="preserve">Mi evidencia es ___, entonces ___.</w:t>
       </w:r>
     </w:p>
     <w:tbl>
@@ -2454,78 +2156,6 @@
         <w:t xml:space="preserve">Escribe una afirmación, da evidencia matemática y explica tu razonamiento.</w:t>
       </w:r>
     </w:p>
-    <w:p>
-      <w:pPr>
-        <w:spacing w:after="60"/>
-      </w:pPr>
-      <w:r>
-        <w:rPr>
-          <w:color w:val="1A2733"/>
-          <w:sz w:val="21"/>
-          <w:szCs w:val="21"/>
-        </w:rPr>
-        <w:t xml:space="preserve">My claim is ___.</w:t>
-      </w:r>
-      <w:r>
-        <w:rPr>
-          <w:i/>
-          <w:iCs/>
-          <w:color w:val="5F6F80"/>
-          <w:sz w:val="19"/>
-          <w:szCs w:val="19"/>
-        </w:rPr>
-        <w:br/>
-        <w:t xml:space="preserve">Mi afirmación es ___.</w:t>
-      </w:r>
-    </w:p>
-    <w:p>
-      <w:pPr>
-        <w:spacing w:after="60"/>
-      </w:pPr>
-      <w:r>
-        <w:rPr>
-          <w:color w:val="1A2733"/>
-          <w:sz w:val="21"/>
-          <w:szCs w:val="21"/>
-        </w:rPr>
-        <w:t xml:space="preserve">My math evidence is ___.</w:t>
-      </w:r>
-      <w:r>
-        <w:rPr>
-          <w:i/>
-          <w:iCs/>
-          <w:color w:val="5F6F80"/>
-          <w:sz w:val="19"/>
-          <w:szCs w:val="19"/>
-        </w:rPr>
-        <w:br/>
-        <w:t xml:space="preserve">Mi evidencia matemática es ___.</w:t>
-      </w:r>
-    </w:p>
-    <w:p>
-      <w:pPr>
-        <w:spacing w:after="60"/>
-      </w:pPr>
-      <w:r>
-        <w:rPr>
-          <w:color w:val="1A2733"/>
-          <w:sz w:val="21"/>
-          <w:szCs w:val="21"/>
-        </w:rPr>
-        <w:t xml:space="preserve">This proves ___ because ___.</w:t>
-      </w:r>
-      <w:r>
-        <w:rPr>
-          <w:i/>
-          <w:iCs/>
-          <w:color w:val="5F6F80"/>
-          <w:sz w:val="19"/>
-          <w:szCs w:val="19"/>
-        </w:rPr>
-        <w:br/>
-        <w:t xml:space="preserve">Esto demuestra ___ porque ___.</w:t>
-      </w:r>
-    </w:p>
     <w:tbl>
       <w:tblPr>
         <w:tblW w:type="pct" w:w="100%"/>
@@ -2608,7 +2238,7 @@
           <w:sz w:val="24"/>
           <w:szCs w:val="24"/>
         </w:rPr>
-        <w:t xml:space="preserve">4. Check Your Explanation</w:t>
+        <w:t xml:space="preserve">Check Your Explanation</w:t>
       </w:r>
       <w:r>
         <w:rPr>
@@ -2618,7 +2248,7 @@
           <w:sz w:val="19"/>
           <w:szCs w:val="19"/>
         </w:rPr>
-        <w:t xml:space="preserve">   five quick checks</w:t>
+        <w:t xml:space="preserve">   three quick checks</w:t>
       </w:r>
     </w:p>
     <w:p>
@@ -2642,17 +2272,6 @@
         </w:rPr>
         <w:t xml:space="preserve">I answered the question.</w:t>
       </w:r>
-      <w:r>
-        <w:rPr>
-          <w:i/>
-          <w:iCs/>
-          <w:color w:val="5F6F80"/>
-          <w:sz w:val="18"/>
-          <w:szCs w:val="18"/>
-        </w:rPr>
-        <w:br/>
-        <w:t xml:space="preserve">Respondí la pregunta.</w:t>
-      </w:r>
     </w:p>
     <w:p>
       <w:pPr>
@@ -2673,18 +2292,7 @@
           <w:sz w:val="20"/>
           <w:szCs w:val="20"/>
         </w:rPr>
-        <w:t xml:space="preserve">I used math evidence: numbers, an equation, a model, or a comparison.</w:t>
-      </w:r>
-      <w:r>
-        <w:rPr>
-          <w:i/>
-          <w:iCs/>
-          <w:color w:val="5F6F80"/>
-          <w:sz w:val="18"/>
-          <w:szCs w:val="18"/>
-        </w:rPr>
-        <w:br/>
-        <w:t xml:space="preserve">Usé evidencia matemática: números, una ecuación, un modelo o una comparación.</w:t>
+        <w:t xml:space="preserve">I used math evidence: numbers, an equation, or a model.</w:t>
       </w:r>
     </w:p>
     <w:p>
@@ -2706,84 +2314,7 @@
           <w:sz w:val="20"/>
           <w:szCs w:val="20"/>
         </w:rPr>
-        <w:t xml:space="preserve">I explained how the evidence proves my answer.</w:t>
-      </w:r>
-      <w:r>
-        <w:rPr>
-          <w:i/>
-          <w:iCs/>
-          <w:color w:val="5F6F80"/>
-          <w:sz w:val="18"/>
-          <w:szCs w:val="18"/>
-        </w:rPr>
-        <w:br/>
-        <w:t xml:space="preserve">Expliqué cómo la evidencia demuestra mi respuesta.</w:t>
-      </w:r>
-    </w:p>
-    <w:p>
-      <w:pPr>
-        <w:spacing w:after="80"/>
-      </w:pPr>
-      <w:r>
-        <w:rPr>
-          <w:b/>
-          <w:bCs/>
-          <w:color w:val="1FA6A2"/>
-          <w:sz w:val="22"/>
-          <w:szCs w:val="22"/>
-        </w:rPr>
-        <w:t xml:space="preserve">☐  </w:t>
-      </w:r>
-      <w:r>
-        <w:rPr>
-          <w:sz w:val="20"/>
-          <w:szCs w:val="20"/>
-        </w:rPr>
         <w:t xml:space="preserve">I used at least two math words.</w:t>
-      </w:r>
-      <w:r>
-        <w:rPr>
-          <w:i/>
-          <w:iCs/>
-          <w:color w:val="5F6F80"/>
-          <w:sz w:val="18"/>
-          <w:szCs w:val="18"/>
-        </w:rPr>
-        <w:br/>
-        <w:t xml:space="preserve">Usé por lo menos dos palabras matemáticas.</w:t>
-      </w:r>
-    </w:p>
-    <w:p>
-      <w:pPr>
-        <w:spacing w:after="80"/>
-      </w:pPr>
-      <w:r>
-        <w:rPr>
-          <w:b/>
-          <w:bCs/>
-          <w:color w:val="1FA6A2"/>
-          <w:sz w:val="22"/>
-          <w:szCs w:val="22"/>
-        </w:rPr>
-        <w:t xml:space="preserve">☐  </w:t>
-      </w:r>
-      <w:r>
-        <w:rPr>
-          <w:sz w:val="20"/>
-          <w:szCs w:val="20"/>
-        </w:rPr>
-        <w:t xml:space="preserve">I reread complete sentences and punctuation.</w:t>
-      </w:r>
-      <w:r>
-        <w:rPr>
-          <w:i/>
-          <w:iCs/>
-          <w:color w:val="5F6F80"/>
-          <w:sz w:val="18"/>
-          <w:szCs w:val="18"/>
-        </w:rPr>
-        <w:br/>
-        <w:t xml:space="preserve">Volví a leer mis oraciones completas y la puntuación.</w:t>
       </w:r>
     </w:p>
     <w:p>
@@ -5056,7 +4587,7 @@
           <w:sz w:val="20"/>
           <w:szCs w:val="20"/>
         </w:rPr>
-        <w:t xml:space="preserve">☐  I answered the question.</w:t>
+        <w:t xml:space="preserve">☐  The answer to the math question is correct.</w:t>
       </w:r>
     </w:p>
     <w:p>
@@ -5068,7 +4599,7 @@
           <w:sz w:val="20"/>
           <w:szCs w:val="20"/>
         </w:rPr>
-        <w:t xml:space="preserve">☐  I used math evidence: numbers, an equation, a model, or a comparison.</w:t>
+        <w:t xml:space="preserve">☐  The evidence is real lesson mathematics (numbers, equation, or model), not restated claim.</w:t>
       </w:r>
     </w:p>
     <w:p>
@@ -5080,31 +4611,7 @@
           <w:sz w:val="20"/>
           <w:szCs w:val="20"/>
         </w:rPr>
-        <w:t xml:space="preserve">☐  I explained how the evidence proves my answer.</w:t>
-      </w:r>
-    </w:p>
-    <w:p>
-      <w:pPr>
-        <w:spacing w:after="80"/>
-      </w:pPr>
-      <w:r>
-        <w:rPr>
-          <w:sz w:val="20"/>
-          <w:szCs w:val="20"/>
-        </w:rPr>
-        <w:t xml:space="preserve">☐  I used at least two math words.</w:t>
-      </w:r>
-    </w:p>
-    <w:p>
-      <w:pPr>
-        <w:spacing w:after="80"/>
-      </w:pPr>
-      <w:r>
-        <w:rPr>
-          <w:sz w:val="20"/>
-          <w:szCs w:val="20"/>
-        </w:rPr>
-        <w:t xml:space="preserve">☐  I reread complete sentences and punctuation.</w:t>
+        <w:t xml:space="preserve">☐  The support level changed the language scaffolding, never the mathematical expectation.</w:t>
       </w:r>
     </w:p>
     <w:sectPr>
